--- a/klagomål/A 28723-2026 FSC-klagomål.docx
+++ b/klagomål/A 28723-2026 FSC-klagomål.docx
@@ -768,7 +768,7 @@
     <w:r>
       <w:tab/>
       <w:tab/>
-      <w:t>2026-06-26</w:t>
+      <w:t>2026-06-27</w:t>
       <w:br/>
       <w:br/>
     </w:r>

--- a/klagomål/A 28723-2026 FSC-klagomål.docx
+++ b/klagomål/A 28723-2026 FSC-klagomål.docx
@@ -768,7 +768,7 @@
     <w:r>
       <w:tab/>
       <w:tab/>
-      <w:t>2026-06-27</w:t>
+      <w:t>2026-06-28</w:t>
       <w:br/>
       <w:br/>
     </w:r>

--- a/klagomål/A 28723-2026 FSC-klagomål.docx
+++ b/klagomål/A 28723-2026 FSC-klagomål.docx
@@ -768,7 +768,7 @@
     <w:r>
       <w:tab/>
       <w:tab/>
-      <w:t>2026-06-28</w:t>
+      <w:t>2026-06-29</w:t>
       <w:br/>
       <w:br/>
     </w:r>

--- a/klagomål/A 28723-2026 FSC-klagomål.docx
+++ b/klagomål/A 28723-2026 FSC-klagomål.docx
@@ -768,7 +768,7 @@
     <w:r>
       <w:tab/>
       <w:tab/>
-      <w:t>2026-06-29</w:t>
+      <w:t>2026-06-30</w:t>
       <w:br/>
       <w:br/>
     </w:r>

--- a/klagomål/A 28723-2026 FSC-klagomål.docx
+++ b/klagomål/A 28723-2026 FSC-klagomål.docx
@@ -768,7 +768,7 @@
     <w:r>
       <w:tab/>
       <w:tab/>
-      <w:t>2026-06-30</w:t>
+      <w:t>2026-07-01</w:t>
       <w:br/>
       <w:br/>
     </w:r>

--- a/klagomål/A 28723-2026 FSC-klagomål.docx
+++ b/klagomål/A 28723-2026 FSC-klagomål.docx
@@ -768,7 +768,7 @@
     <w:r>
       <w:tab/>
       <w:tab/>
-      <w:t>2026-07-01</w:t>
+      <w:t>2026-07-02</w:t>
       <w:br/>
       <w:br/>
     </w:r>

--- a/klagomål/A 28723-2026 FSC-klagomål.docx
+++ b/klagomål/A 28723-2026 FSC-klagomål.docx
@@ -768,7 +768,7 @@
     <w:r>
       <w:tab/>
       <w:tab/>
-      <w:t>2026-07-13</w:t>
+      <w:t>2026-07-14</w:t>
       <w:br/>
       <w:br/>
     </w:r>

--- a/klagomål/A 28723-2026 FSC-klagomål.docx
+++ b/klagomål/A 28723-2026 FSC-klagomål.docx
@@ -768,7 +768,7 @@
     <w:r>
       <w:tab/>
       <w:tab/>
-      <w:t>2026-07-14</w:t>
+      <w:t>2026-07-15</w:t>
       <w:br/>
       <w:br/>
     </w:r>

--- a/klagomål/A 28723-2026 FSC-klagomål.docx
+++ b/klagomål/A 28723-2026 FSC-klagomål.docx
@@ -768,7 +768,7 @@
     <w:r>
       <w:tab/>
       <w:tab/>
-      <w:t>2026-07-15</w:t>
+      <w:t>2026-07-16</w:t>
       <w:br/>
       <w:br/>
     </w:r>

--- a/klagomål/A 28723-2026 FSC-klagomål.docx
+++ b/klagomål/A 28723-2026 FSC-klagomål.docx
@@ -768,7 +768,7 @@
     <w:r>
       <w:tab/>
       <w:tab/>
-      <w:t>2026-07-16</w:t>
+      <w:t>2026-07-17</w:t>
       <w:br/>
       <w:br/>
     </w:r>

--- a/klagomål/A 28723-2026 FSC-klagomål.docx
+++ b/klagomål/A 28723-2026 FSC-klagomål.docx
@@ -768,7 +768,7 @@
     <w:r>
       <w:tab/>
       <w:tab/>
-      <w:t>2026-07-17</w:t>
+      <w:t>2026-07-18</w:t>
       <w:br/>
       <w:br/>
     </w:r>

--- a/klagomål/A 28723-2026 FSC-klagomål.docx
+++ b/klagomål/A 28723-2026 FSC-klagomål.docx
@@ -768,7 +768,7 @@
     <w:r>
       <w:tab/>
       <w:tab/>
-      <w:t>2026-07-18</w:t>
+      <w:t>2026-07-19</w:t>
       <w:br/>
       <w:br/>
     </w:r>

--- a/klagomål/A 28723-2026 FSC-klagomål.docx
+++ b/klagomål/A 28723-2026 FSC-klagomål.docx
@@ -768,7 +768,7 @@
     <w:r>
       <w:tab/>
       <w:tab/>
-      <w:t>2026-07-19</w:t>
+      <w:t>2026-07-20</w:t>
       <w:br/>
       <w:br/>
     </w:r>

--- a/klagomål/A 28723-2026 FSC-klagomål.docx
+++ b/klagomål/A 28723-2026 FSC-klagomål.docx
@@ -768,7 +768,7 @@
     <w:r>
       <w:tab/>
       <w:tab/>
-      <w:t>2026-07-20</w:t>
+      <w:t>2026-07-21</w:t>
       <w:br/>
       <w:br/>
     </w:r>

--- a/klagomål/A 28723-2026 FSC-klagomål.docx
+++ b/klagomål/A 28723-2026 FSC-klagomål.docx
@@ -768,7 +768,7 @@
     <w:r>
       <w:tab/>
       <w:tab/>
-      <w:t>2026-07-21</w:t>
+      <w:t>2026-07-22</w:t>
       <w:br/>
       <w:br/>
     </w:r>

--- a/klagomål/A 28723-2026 FSC-klagomål.docx
+++ b/klagomål/A 28723-2026 FSC-klagomål.docx
@@ -768,7 +768,7 @@
     <w:r>
       <w:tab/>
       <w:tab/>
-      <w:t>2026-07-22</w:t>
+      <w:t>2026-07-23</w:t>
       <w:br/>
       <w:br/>
     </w:r>

--- a/klagomål/A 28723-2026 FSC-klagomål.docx
+++ b/klagomål/A 28723-2026 FSC-klagomål.docx
@@ -768,7 +768,7 @@
     <w:r>
       <w:tab/>
       <w:tab/>
-      <w:t>2026-07-23</w:t>
+      <w:t>2026-07-24</w:t>
       <w:br/>
       <w:br/>
     </w:r>

--- a/klagomål/A 28723-2026 FSC-klagomål.docx
+++ b/klagomål/A 28723-2026 FSC-klagomål.docx
@@ -768,7 +768,7 @@
     <w:r>
       <w:tab/>
       <w:tab/>
-      <w:t>2026-07-24</w:t>
+      <w:t>2026-07-25</w:t>
       <w:br/>
       <w:br/>
     </w:r>

--- a/klagomål/A 28723-2026 FSC-klagomål.docx
+++ b/klagomål/A 28723-2026 FSC-klagomål.docx
@@ -768,7 +768,7 @@
     <w:r>
       <w:tab/>
       <w:tab/>
-      <w:t>2026-07-25</w:t>
+      <w:t>2026-07-26</w:t>
       <w:br/>
       <w:br/>
     </w:r>

--- a/klagomål/A 28723-2026 FSC-klagomål.docx
+++ b/klagomål/A 28723-2026 FSC-klagomål.docx
@@ -768,7 +768,7 @@
     <w:r>
       <w:tab/>
       <w:tab/>
-      <w:t>2026-07-26</w:t>
+      <w:t>2026-07-27</w:t>
       <w:br/>
       <w:br/>
     </w:r>

--- a/klagomål/A 28723-2026 FSC-klagomål.docx
+++ b/klagomål/A 28723-2026 FSC-klagomål.docx
@@ -768,7 +768,7 @@
     <w:r>
       <w:tab/>
       <w:tab/>
-      <w:t>2026-07-27</w:t>
+      <w:t>2026-07-28</w:t>
       <w:br/>
       <w:br/>
     </w:r>

--- a/klagomål/A 28723-2026 FSC-klagomål.docx
+++ b/klagomål/A 28723-2026 FSC-klagomål.docx
@@ -768,7 +768,7 @@
     <w:r>
       <w:tab/>
       <w:tab/>
-      <w:t>2026-07-28</w:t>
+      <w:t>2026-07-29</w:t>
       <w:br/>
       <w:br/>
     </w:r>

--- a/klagomål/A 28723-2026 FSC-klagomål.docx
+++ b/klagomål/A 28723-2026 FSC-klagomål.docx
@@ -768,7 +768,7 @@
     <w:r>
       <w:tab/>
       <w:tab/>
-      <w:t>2026-07-29</w:t>
+      <w:t>2026-07-30</w:t>
       <w:br/>
       <w:br/>
     </w:r>

--- a/klagomål/A 28723-2026 FSC-klagomål.docx
+++ b/klagomål/A 28723-2026 FSC-klagomål.docx
@@ -768,7 +768,7 @@
     <w:r>
       <w:tab/>
       <w:tab/>
-      <w:t>2026-07-30</w:t>
+      <w:t>2026-07-31</w:t>
       <w:br/>
       <w:br/>
     </w:r>

--- a/klagomål/A 28723-2026 FSC-klagomål.docx
+++ b/klagomål/A 28723-2026 FSC-klagomål.docx
@@ -768,7 +768,7 @@
     <w:r>
       <w:tab/>
       <w:tab/>
-      <w:t>2026-07-31</w:t>
+      <w:t>2026-08-01</w:t>
       <w:br/>
       <w:br/>
     </w:r>

--- a/klagomål/A 28723-2026 FSC-klagomål.docx
+++ b/klagomål/A 28723-2026 FSC-klagomål.docx
@@ -178,7 +178,7 @@
       <w:r>
         <w:drawing>
           <wp:inline xmlns:a="http://schemas.openxmlformats.org/drawingml/2006/main" xmlns:pic="http://schemas.openxmlformats.org/drawingml/2006/picture">
-            <wp:extent cx="5486400" cy="5446807"/>
+            <wp:extent cx="5486400" cy="5448693"/>
             <wp:docPr id="1" name="Picture 1"/>
             <wp:cNvGraphicFramePr>
               <a:graphicFrameLocks noChangeAspect="1"/>
@@ -199,7 +199,7 @@
                   <pic:spPr>
                     <a:xfrm>
                       <a:off x="0" y="0"/>
-                      <a:ext cx="5486400" cy="5446807"/>
+                      <a:ext cx="5486400" cy="5448693"/>
                     </a:xfrm>
                     <a:prstGeom prst="rect"/>
                   </pic:spPr>
@@ -216,12 +216,12 @@
         <w:spacing w:after="240"/>
       </w:pPr>
       <w:r>
-        <w:t>Figur 1. Fyndplatser för naturvårdsarter inom 25 meter från avverkningsanmälan. Markörer utan svart kant är placerade på fyndplatsen. Markörer med svart kant är placerade vid sidan av fyndplatsen har ett svart streck som visar fyndplatsens exakta position. Kartans mittpunktskoordinat är N 7027689, E 442467 i SWEREF 99 TM.</w:t>
+        <w:t>Figur 1. Fyndplatser för naturvårdsarter i och inom 25 meter från avverkningsanmälan. Markörer utan svart kant är placerade på fyndplatsen. Markörer med svart kant är placerade vid sidan av fyndplatsen har ett svart streck som visar fyndplatsens exakta position. Kartans mittpunktskoordinat är N 7027689, E 442467 i SWEREF 99 TM.</w:t>
       </w:r>
     </w:p>
     <w:p>
       <w:r>
-        <w:t>Inom 25 meter från avverkningsanmälan finns fynd av 4 naturvårdsarter, varav 2 är fridlysta, 4 är typiska (T) och 3 är signalarter (S): finbräken (S, T), grönkulla (S, T, §8), ögonpyrola (S, T) och blåsippa (T, §9). Se Figur 1.</w:t>
+        <w:t>I och inom 25 meter från avverkningsanmälan finns fynd av 14 naturvårdsarter, varav 7 är rödlistade, 6 är fridlysta, 9 är typiska (T) och 5 är signalarter (S): grantickeporing (VU), fjällig taggsvamp s.str. (NT), harticka (NT, T), rosenticka (NT, T), tallticka (NT, T), tretåig hackspett (NT, T, §4), ullticka (NT, T), finbräken (S, T), flugblomster (S, §8), grönkulla (S, T, §8), tvåblad (S, §8), ögonpyrola (S, T), blåsippa (T, §9) och brudsporre (§8). Se Figur 1.</w:t>
       </w:r>
     </w:p>
     <w:p>
@@ -244,7 +244,201 @@
     </w:p>
     <w:p>
       <w:r>
-        <w:t>Nedan följer beskrivningar av de naturvårdsarter och fridlysta arter som har sina livsmiljöer och växtplatser i den avverkningsanmälda skogen. De påträffade naturvårdsarterna är ett tydligt kvitto på att det rör sig om en skog med höga naturvärden.</w:t>
+        <w:t>Nedan följer beskrivningar av de naturvårdsarter och fridlysta arter som har sina livsmiljöer och växtplatser i den avverkningsanmälda skogen. Se även ytterligare artfakta i BILAGA 1. De påträffade naturvårdsarterna är ett tydligt kvitto på att det rör sig om en skog med höga naturvärden.</w:t>
+      </w:r>
+    </w:p>
+    <w:p>
+      <w:r>
+        <w:rPr>
+          <w:b/>
+        </w:rPr>
+        <w:t>Grantickeporing (VU)</w:t>
+      </w:r>
+      <w:r>
+        <w:t xml:space="preserve"> växer på murken ved och döda fruktkroppar av granticka och gränsticka (VU). Den förekommer i naturskogsliknade granskogar, gärna i fuktiga miljöer vid källbäckar och liknande. Avverkning av naturskogslika miljöer och av grova granar där grantickeporing förekommer är ett direkt hot mot artens fortlevnad. Gamla granskogar som hyser arten undantas helt från skogsbruk (SLU Artdatabanken, 2026).</w:t>
+      </w:r>
+    </w:p>
+    <w:p>
+      <w:r>
+        <w:rPr>
+          <w:b/>
+        </w:rPr>
+        <w:t>Fjällig taggsvamp s.str. (NT)</w:t>
+      </w:r>
+      <w:r>
+        <w:t xml:space="preserve"> bildar mykorrhiza med gran i granskog och barrblandskog, främst på frisk näringsrik mark i äldre skog med lång trädkontinuitet. Den totala populationen i landet har minskat och bedöms fortsätta minska till följd av avverkning av äldre barrskogar. Minskningstakten för den svenska populationen bedöms vara nära gränsvärdet för sårbar (VU) (SLU Artdatabanken, 2026).</w:t>
+      </w:r>
+    </w:p>
+    <w:p>
+      <w:r>
+        <w:rPr>
+          <w:b/>
+        </w:rPr>
+        <w:t>Harticka (NT)</w:t>
+      </w:r>
+      <w:r>
+        <w:t xml:space="preserve"> är normalt en mycket bra signalart för granskogar med höga naturvärden. Även när svampen påträffas i mer påverkade skogar är det nästan alltid fråga om skogsmiljöer i sena successionsstadier med höga naturvärden. Skogsskötselåtgärder på eller i omedelbar närhet av växtplatserna kan innebära ett hot mot arten. Harticka är typisk art för </w:t>
+      </w:r>
+      <w:r>
+        <w:rPr>
+          <w:i/>
+        </w:rPr>
+        <w:t xml:space="preserve">9010 Taiga, 9050 Näringsrik granskog </w:t>
+      </w:r>
+      <w:r>
+        <w:t xml:space="preserve">och </w:t>
+      </w:r>
+      <w:r>
+        <w:rPr>
+          <w:i/>
+        </w:rPr>
+        <w:t>9030 Landhöjningsskog</w:t>
+      </w:r>
+      <w:r>
+        <w:t xml:space="preserve"> (SLU Artdatabanken, 2024; Nitare &amp; Skogsstyrelsen, 2019).</w:t>
+      </w:r>
+    </w:p>
+    <w:p>
+      <w:r>
+        <w:rPr>
+          <w:b/>
+        </w:rPr>
+        <w:t>Rosenticka (NT)</w:t>
+      </w:r>
+      <w:r>
+        <w:t xml:space="preserve">, rödlistad som nära hotad, ingår i en karaktäristisk association av vedsvampar som växer på gamla, grova granlågor i urskogsartade barrskogar. Den är placerad i toppen av Skogsstyrelsens värdepyramid för bedömning av skog med höga naturvärden och indikerar ett granskogsekosystem med långvarig kontinuitet av grova lågor. Artens beroende av grova granlågor innebär att alla skogsskötselåtgärder på eller i omedelbar närhet av lokalerna utgör ett hot på lång sikt. Det är angeläget att populationerna inte ytterligare glesas ut och ett tillräckligt antal områden där arten nu finns måste sparas för framtiden. Rosenticka är typisk art för </w:t>
+      </w:r>
+      <w:r>
+        <w:rPr>
+          <w:i/>
+        </w:rPr>
+        <w:t xml:space="preserve">9010 Taiga </w:t>
+      </w:r>
+      <w:r>
+        <w:t xml:space="preserve">och </w:t>
+      </w:r>
+      <w:r>
+        <w:rPr>
+          <w:i/>
+        </w:rPr>
+        <w:t>9050 Näringsrik granskog</w:t>
+      </w:r>
+      <w:r>
+        <w:t xml:space="preserve"> (Nitare &amp; Skogsstyrelsen, 2019; SLU Artdatabanken, 2024).</w:t>
+      </w:r>
+    </w:p>
+    <w:p>
+      <w:r>
+        <w:rPr>
+          <w:b/>
+        </w:rPr>
+        <w:t xml:space="preserve">Tallticka (NT) </w:t>
+      </w:r>
+      <w:r>
+        <w:t xml:space="preserve">uppträder först på tallar som är 100–150 år gamla men är vanligast på träd som är runt 150–200 år eller äldre. I skogslandskapet är den främst knuten till tallnaturskogar och restbiotoper med biologiskt gamla träd och signalerar vanligtvis skyddsvärda tallbestånd med höga naturvärden. Tallticka är typisk art för </w:t>
+      </w:r>
+      <w:r>
+        <w:rPr>
+          <w:i/>
+        </w:rPr>
+        <w:t xml:space="preserve">9010 Taiga </w:t>
+      </w:r>
+      <w:r>
+        <w:t xml:space="preserve">och </w:t>
+      </w:r>
+      <w:r>
+        <w:rPr>
+          <w:i/>
+        </w:rPr>
+        <w:t>9060 Åsbarrskog</w:t>
+      </w:r>
+      <w:r>
+        <w:t xml:space="preserve"> (SLU Artdatabanken, 2023; Nitare &amp; Skogsstyrelsen, 2019).</w:t>
+      </w:r>
+    </w:p>
+    <w:p>
+      <w:r>
+        <w:rPr>
+          <w:b/>
+        </w:rPr>
+        <w:t>Tretåig hackspett (NT, §4)</w:t>
+      </w:r>
+      <w:r>
+        <w:t xml:space="preserve"> är rödlistad som nära hotad och ingår i bilaga 1 i EU:s fågeldirektiv. Tretåig hackspett är för sin överlevnad beroende av kontinuerlig tillförsel av äldre döende och död ved, som sker genom naturliga självgallringsprocesser i äldre grannaturskogar och barrblandade naturskogar. Om en skog genom skogsbruk gallras eller glesas ur så upphör och uteblir i stort sett den naturliga självgallringsprocessen för mycket lång tid framöver vilket omöjliggör upprätthållandet av den kontinuerliga ekologiska funktionen i ett område. Det finns studier som visar att naturskogens självgallringsprocess som den tretåiga hackspetten är beroende av, inte kan ersättas med efterlämnad hänsyn i skogsbruket (Imbeau &amp; Desrochers, 2002). Storleken på häckningsreviret varierar med skogstypen, förekomsten av död ved och graden av fragmentering, men är i allmänhet i storleksordningen 25–100 hektar. Vintertid krävs ofta betydligt större områden och det finns studier som antyder att arten behöver minst 100 hektar äldre skog. I områden med låg bonitet kan det behövas över 200 hektar lämpligt habitat för att ett par ska kunna reproducera sig. Områden med dokumenterad permanent förekomst i naturskogsmiljöer har vanligen så stora naturvärden att skogsbruk är olämpligt. Tretåig hackspett är typisk art för </w:t>
+      </w:r>
+      <w:r>
+        <w:rPr>
+          <w:i/>
+        </w:rPr>
+        <w:t xml:space="preserve">9010 Taiga, 9740 Skogsbevuxen myr, 9030 Landhöjningsskog </w:t>
+      </w:r>
+      <w:r>
+        <w:t xml:space="preserve">och </w:t>
+      </w:r>
+      <w:r>
+        <w:rPr>
+          <w:i/>
+        </w:rPr>
+        <w:t>9040 Fjällbjörkskog</w:t>
+      </w:r>
+      <w:r>
+        <w:t xml:space="preserve"> (Skogsstyrelsen, 2016; SLU Artdatabanken, 2024).</w:t>
+      </w:r>
+    </w:p>
+    <w:p>
+      <w:r>
+        <w:rPr>
+          <w:b/>
+        </w:rPr>
+        <w:t>Ullticka (NT)</w:t>
+      </w:r>
+      <w:r>
+        <w:t xml:space="preserve"> är knuten till restbestånd av barrnaturskog och förekommer med ett tydligt optimum i orörda eller måttligt påverkade gamla granskogar där det föreligger viss kontinuitet av grov död ved. Ullticka är en bra signalart inom hela sitt utbredningsområde och i södra Sverige är den sällsynt och en god signalart för skyddsvärda granskogsmiljöer. Den hotas av avverkning och fragmentering av naturskog och äldre granskog med lång trädkontinuitet. På ullticka kan ibland ulltickeporing (VU) påträffas - det är en sällsynt ticka som nyligen delats upp i de tre olika arterna ulltickeporing </w:t>
+      </w:r>
+      <w:r>
+        <w:rPr>
+          <w:i/>
+        </w:rPr>
+        <w:t xml:space="preserve">Skeletocutis brevispora </w:t>
+      </w:r>
+      <w:r>
+        <w:t>(VU)</w:t>
+      </w:r>
+      <w:r>
+        <w:rPr>
+          <w:i/>
+        </w:rPr>
+        <w:t>, Skeletocutis delicata</w:t>
+      </w:r>
+      <w:r>
+        <w:t xml:space="preserve"> (VU)</w:t>
+      </w:r>
+      <w:r>
+        <w:rPr>
+          <w:i/>
+        </w:rPr>
+        <w:t xml:space="preserve"> och Skeletocutis exilis</w:t>
+      </w:r>
+      <w:r>
+        <w:t xml:space="preserve"> (NT). Ullticka är typisk art för </w:t>
+      </w:r>
+      <w:r>
+        <w:rPr>
+          <w:i/>
+        </w:rPr>
+        <w:t xml:space="preserve">9010 Taiga, 9050 Näringsrik granskog </w:t>
+      </w:r>
+      <w:r>
+        <w:t xml:space="preserve">och </w:t>
+      </w:r>
+      <w:r>
+        <w:rPr>
+          <w:i/>
+        </w:rPr>
+        <w:t>9030 Landhöjningsskog</w:t>
+      </w:r>
+      <w:r>
+        <w:t xml:space="preserve"> (SLU Artdatabanken, 2026; Nitare &amp; Skogsstyrelsen, 2019; Miettinen &amp; Niemelä, 2018).</w:t>
       </w:r>
     </w:p>
     <w:p>
@@ -415,6 +609,22 @@
       <w:r>
         <w:t>I den avverkningsanmälda skogen har fridlysta arter sina livsmiljöer och växtplatser. Att skada de fridlysta arternas livsmiljöer, växtplatser eller ekologiska funktion är inte tillåtet enligt artskyddsförordningen.</w:t>
       </w:r>
+      <w:r>
+        <w:rPr>
+          <w:i/>
+        </w:rPr>
+        <w:t xml:space="preserve"> EU:s medlemsländer och skogsbolag är skyldiga att agera i enlighet med EU:s fågeldirektiv där det uttryckligen står att direktivet gäller för fåglar samt för deras ägg, bon och </w:t>
+      </w:r>
+      <w:r>
+        <w:rPr>
+          <w:b/>
+          <w:i/>
+        </w:rPr>
+        <w:t xml:space="preserve">livsmiljöer </w:t>
+      </w:r>
+      <w:r>
+        <w:t>(artikel 1). Vidare att de åtgärder som vidtas inte får leda till en försämring av den nuvarande situationen beträffande bevarandet av de fågelarter som avses i artikel 1 (artikel 13).</w:t>
+      </w:r>
     </w:p>
     <w:p>
       <w:r>
@@ -453,7 +663,7 @@
         <w:rPr>
           <w:i/>
         </w:rPr>
-        <w:t>I det avverkningsanmälda skogsområdet har 4 naturvårdsarter varav 0 rödlistade arter sina livsmiljöer och växtplatser.</w:t>
+        <w:t>I det avverkningsanmälda skogsområdet har 14 naturvårdsarter varav 7 rödlistade arter sina livsmiljöer och växtplatser.</w:t>
       </w:r>
     </w:p>
     <w:p>
@@ -638,6 +848,220 @@
           <w:i/>
         </w:rPr>
         <w:t>I den avverkningsanmälda skogen har fridlysta arter sina livsmiljöer och växtplatser. Att skada de fridlysta arternas livsmiljöer, växtplatser eller ekologiska funktion är inte tillåtet enligt artskyddsförordningen</w:t>
+      </w:r>
+    </w:p>
+    <w:p>
+      <w:r>
+        <w:br w:type="page"/>
+      </w:r>
+    </w:p>
+    <w:p>
+      <w:pPr>
+        <w:pStyle w:val="Title"/>
+      </w:pPr>
+      <w:r>
+        <w:t>BILAGA 1 – Fridlysta arter</w:t>
+      </w:r>
+    </w:p>
+    <w:p>
+      <w:pPr>
+        <w:pStyle w:val="Heading1"/>
+      </w:pPr>
+      <w:r>
+        <w:t>Tretåig hackspett – ekologi samt krav på livsmiljön</w:t>
+      </w:r>
+    </w:p>
+    <w:p>
+      <w:r>
+        <w:t xml:space="preserve">Tretåig hackspett (NT) är fridlyst enligt §4 Artskyddsförordningen och finns med som prioriterad art i Skogsstyrelsen vägledning för skogsbruket (bilaga 4 till SVL). I vägledningen står bland annat att: </w:t>
+      </w:r>
+      <w:r>
+        <w:rPr>
+          <w:i/>
+        </w:rPr>
+        <w:t xml:space="preserve">“Tretåig hackspett har stora arealkrav och höga krav på sin livsmiljö. Omdaningen av naturskogar till kulturskogar medför en förlust av viktiga miljöer, något som förstärks av ökad fragmentering till följd av avverkningar.” </w:t>
+      </w:r>
+      <w:r>
+        <w:t xml:space="preserve">Vidare att: </w:t>
+      </w:r>
+      <w:r>
+        <w:rPr>
+          <w:i/>
+        </w:rPr>
+        <w:t>“Områden med dokumenterad permanent förekomst i naturskogsmiljöer har vanligen så stora naturvärden att skogsbruk är olämpligt”</w:t>
+      </w:r>
+      <w:r>
+        <w:t xml:space="preserve"> (SLU Artdatabanken, 2024; Skogsstyrelsen, 2016)</w:t>
+      </w:r>
+      <w:r>
+        <w:rPr>
+          <w:i/>
+        </w:rPr>
+        <w:t>.</w:t>
+      </w:r>
+    </w:p>
+    <w:p>
+      <w:r>
+        <w:t>Tretåig hackspett är beroende av större sammanhängande naturskogar med kontinuerlig tillgång och nybildning av död ved och fragmentering av livsmiljöerna utgör ett stort hot mot arten (se exempelvis Stachura-Skierczynska et al., 2009; Wesolowski et al., 2005; Butler et al., 2004; Pakkala et al., 2002; Amcoff et al., 1996; Virkkala, 1991). Det finns studier som visar att naturskogens självgallringsprocess som den tretåiga hackspetten är beroende av, inte kan ersättas med efterlämnad hänsyn i skogsbruket (Imbeau &amp; Desrochers, 2002).</w:t>
+      </w:r>
+    </w:p>
+    <w:p>
+      <w:r>
+        <w:t>Permanenta revir av tretåig hackspett karaktäriseras ofta av artens typiska ringformigt ordnade hackmärken på framför allt gamla granar. För att säkerställa att inte revir av tretåig hackspett drabbas av avverkningsplanerna bör en inventering göras i området både under häckningstid och under vintern, då arten utnyttjar betydligt större områden än under sommarens häckningsrevir. Storleken på häckningsreviret varierar med skogstypen, förekomsten av död ved och graden av fragmentering, men är i allmänhet i storleksordningen 25–100 hektar (SLU Artdatabanken, 2024; Skogsstyrelsen, 2016).</w:t>
+      </w:r>
+    </w:p>
+    <w:p>
+      <w:r>
+        <w:t xml:space="preserve">Förutom fridlysning enligt §4 Artskyddsförordningen är tretåig hackspett även förtecknad i EU:s fågeldirektiv bilaga 1. Den är typisk art för </w:t>
+      </w:r>
+      <w:r>
+        <w:rPr>
+          <w:i/>
+        </w:rPr>
+        <w:t xml:space="preserve">9010 Taiga, 9740 Skogsbevuxen myr, 9030 Landhöjningsskog </w:t>
+      </w:r>
+      <w:r>
+        <w:t xml:space="preserve">och </w:t>
+      </w:r>
+      <w:r>
+        <w:rPr>
+          <w:i/>
+        </w:rPr>
+        <w:t>9040 Fjällbjörkskog</w:t>
+      </w:r>
+      <w:r>
+        <w:t xml:space="preserve"> samt ingår i Natura 2000 och är förtecknad i Bernkonventionen bilaga II (strikt skyddade djurarter) (SLU Artdatabanken, 2024; Skogsstyrelsen, 2016).</w:t>
+      </w:r>
+    </w:p>
+    <w:p>
+      <w:pPr>
+        <w:pStyle w:val="Heading2"/>
+      </w:pPr>
+      <w:r>
+        <w:t>Referenser – tretåig hackspett</w:t>
+      </w:r>
+    </w:p>
+    <w:p>
+      <w:r>
+        <w:t xml:space="preserve">Amcoff, M. &amp; Eriksson, P. 1996. </w:t>
+      </w:r>
+      <w:r>
+        <w:rPr>
+          <w:i/>
+        </w:rPr>
+        <w:t xml:space="preserve">Förekomst av tretåig hackspett Picoides tridactylus på bestånds- och landskapsnivå. </w:t>
+      </w:r>
+      <w:r>
+        <w:t>Ornis Svecica 6: 107–119.</w:t>
+      </w:r>
+    </w:p>
+    <w:p>
+      <w:r>
+        <w:t xml:space="preserve">Butler, R., Angelstam, P., Ekelund, P. &amp; Schlaeffer, R. 2004. </w:t>
+      </w:r>
+      <w:r>
+        <w:rPr>
+          <w:i/>
+        </w:rPr>
+        <w:t xml:space="preserve">Dead wood threshold values for the three-toed woodpecker presence in boreal and sub-Alpine forest. </w:t>
+      </w:r>
+      <w:r>
+        <w:t>Biological conservation 119(3): 305–318.</w:t>
+      </w:r>
+    </w:p>
+    <w:p>
+      <w:r>
+        <w:t xml:space="preserve">Imbeau, L. &amp; Desrochers, A. 2002. </w:t>
+      </w:r>
+      <w:r>
+        <w:rPr>
+          <w:i/>
+        </w:rPr>
+        <w:t xml:space="preserve">Foraging Ecology and Use of Drumming Trees by Three-Toed Woodpeckers. </w:t>
+      </w:r>
+      <w:r>
+        <w:t>The Journal of Wildlife Management. Vol. 66, No. 1 (Jan., 2002), pp. 222–231.</w:t>
+      </w:r>
+    </w:p>
+    <w:p>
+      <w:r>
+        <w:t xml:space="preserve">Pakkala, T., Hanski, I. &amp; Tomppo, E. 2002. </w:t>
+      </w:r>
+      <w:r>
+        <w:rPr>
+          <w:i/>
+        </w:rPr>
+        <w:t xml:space="preserve">Spatial ecology of the three-toed woodpecker in managed forest landscapes. </w:t>
+      </w:r>
+      <w:r>
+        <w:t>Silva Fennica 36(1): 279–288.</w:t>
+      </w:r>
+    </w:p>
+    <w:p>
+      <w:r>
+        <w:t xml:space="preserve">Skogsstyrelsen, 2016. </w:t>
+      </w:r>
+      <w:r>
+        <w:rPr>
+          <w:i/>
+        </w:rPr>
+        <w:t>Vägledning för hänsyn till fåglar – Tretåig hackspett.</w:t>
+      </w:r>
+    </w:p>
+    <w:p>
+      <w:r>
+        <w:t xml:space="preserve">SLU Artdatabanken, 2024. </w:t>
+      </w:r>
+      <w:r>
+        <w:rPr>
+          <w:i/>
+        </w:rPr>
+        <w:t xml:space="preserve">Artfaktablad. Naturvård – artfakta. </w:t>
+      </w:r>
+      <w:r>
+        <w:t>SLU Artdatabanken, Uppsala.</w:t>
+      </w:r>
+    </w:p>
+    <w:p>
+      <w:r>
+        <w:t xml:space="preserve">Stachura-Skierczynska, K., Tumiel, T. &amp; Skierczynski, M. 2009. </w:t>
+      </w:r>
+      <w:r>
+        <w:rPr>
+          <w:i/>
+        </w:rPr>
+        <w:t xml:space="preserve">Habitat prediction model for three-toed woodpecker and its implications for the conservation of biologically valuable forests. </w:t>
+      </w:r>
+      <w:r>
+        <w:t>Forest Ecology and Management 258(5): 697–703.</w:t>
+      </w:r>
+    </w:p>
+    <w:p>
+      <w:r>
+        <w:t xml:space="preserve">Virkkala, R. 1991. </w:t>
+      </w:r>
+      <w:r>
+        <w:rPr>
+          <w:i/>
+        </w:rPr>
+        <w:t xml:space="preserve">Population trends of forest birds in a Finnish Lapland landscape of large habitat blocks – Consequences of stochastic environmental variation or regional habitat alteration. </w:t>
+      </w:r>
+      <w:r>
+        <w:t>Biological conservation 56(2): 223–240.</w:t>
+      </w:r>
+    </w:p>
+    <w:p>
+      <w:r>
+        <w:t xml:space="preserve">Wesolowski, T., Czeszczewik, D. &amp; Rowinski, P. 2005. </w:t>
+      </w:r>
+      <w:r>
+        <w:rPr>
+          <w:i/>
+        </w:rPr>
+        <w:t xml:space="preserve">Effects of forest management on Three-toed Woodpecker Picoides tridactylus distribution in the Bialowieza Forest (NE Poland): conservation implications. </w:t>
+      </w:r>
+      <w:r>
+        <w:t>Acta Ornithologica 40(1): 53–60.</w:t>
       </w:r>
     </w:p>
     <w:sectPr>
@@ -768,7 +1192,7 @@
     <w:r>
       <w:tab/>
       <w:tab/>
-      <w:t>2026-08-01</w:t>
+      <w:t>2026-08-02</w:t>
       <w:br/>
       <w:br/>
     </w:r>

--- a/klagomål/A 28723-2026 FSC-klagomål.docx
+++ b/klagomål/A 28723-2026 FSC-klagomål.docx
@@ -1192,7 +1192,7 @@
     <w:r>
       <w:tab/>
       <w:tab/>
-      <w:t>2026-08-02</w:t>
+      <w:t>2026-08-03</w:t>
       <w:br/>
       <w:br/>
     </w:r>

--- a/klagomål/A 28723-2026 FSC-klagomål.docx
+++ b/klagomål/A 28723-2026 FSC-klagomål.docx
@@ -178,7 +178,7 @@
       <w:r>
         <w:drawing>
           <wp:inline xmlns:a="http://schemas.openxmlformats.org/drawingml/2006/main" xmlns:pic="http://schemas.openxmlformats.org/drawingml/2006/picture">
-            <wp:extent cx="5486400" cy="5448693"/>
+            <wp:extent cx="5486400" cy="5329915"/>
             <wp:docPr id="1" name="Picture 1"/>
             <wp:cNvGraphicFramePr>
               <a:graphicFrameLocks noChangeAspect="1"/>
@@ -199,7 +199,7 @@
                   <pic:spPr>
                     <a:xfrm>
                       <a:off x="0" y="0"/>
-                      <a:ext cx="5486400" cy="5448693"/>
+                      <a:ext cx="5486400" cy="5329915"/>
                     </a:xfrm>
                     <a:prstGeom prst="rect"/>
                   </pic:spPr>
@@ -221,7 +221,7 @@
     </w:p>
     <w:p>
       <w:r>
-        <w:t>I och inom 25 meter från avverkningsanmälan finns fynd av 14 naturvårdsarter, varav 7 är rödlistade, 6 är fridlysta, 9 är typiska (T) och 5 är signalarter (S): grantickeporing (VU), fjällig taggsvamp s.str. (NT), harticka (NT, T), rosenticka (NT, T), tallticka (NT, T), tretåig hackspett (NT, T, §4), ullticka (NT, T), finbräken (S, T), flugblomster (S, §8), grönkulla (S, T, §8), tvåblad (S, §8), ögonpyrola (S, T), blåsippa (T, §9) och brudsporre (§8). Se Figur 1.</w:t>
+        <w:t>I och inom 25 meter från avverkningsanmälan finns fynd av 15 naturvårdsarter, varav 8 är rödlistade, 7 är fridlysta, 9 är typiska (T) och 5 är signalarter (S): grantickeporing (VU), fjällig taggsvamp s.str. (NT), harticka (NT, T), rosenticka (NT, T), tallticka (NT, T), talltita (NT, §4), tretåig hackspett (NT, T, §4), ullticka (NT, T), finbräken (S, T), flugblomster (S, §8), grönkulla (S, T, §8), tvåblad (S, §8), ögonpyrola (S, T), blåsippa (T, §9) och brudsporre (§8). Se Figur 1.</w:t>
       </w:r>
     </w:p>
     <w:p>
@@ -361,6 +361,17 @@
         <w:rPr>
           <w:b/>
         </w:rPr>
+        <w:t>Talltita (NT, §4)</w:t>
+      </w:r>
+      <w:r>
+        <w:t>, rödlistad som nära hotad och prioriterad art i Skogsvårdslagen, har häckningsrevir i anmälan. Arten har minskat kraftigt de senaste 30 åren och minskningstakten innevarande 10-årsperiod beräknas till 20 (10–30) %. Talltitan är synnerligen trogen sitt cirka 15 hektar stora revir och är beroende av flerskiktade olikåldriga skogar för att kunna föda upp sina ungar. Talltitan försvinner om dess livsmiljö kalavverkas (Eggers &amp; Low, 2014; Ekman, 1979; Griesser et al, 2007; Klein, 2020; Siffczyk et al, 2003; SLU Artdatabanken, 2021).</w:t>
+      </w:r>
+    </w:p>
+    <w:p>
+      <w:r>
+        <w:rPr>
+          <w:b/>
+        </w:rPr>
         <w:t>Tretåig hackspett (NT, §4)</w:t>
       </w:r>
       <w:r>
@@ -663,7 +674,7 @@
         <w:rPr>
           <w:i/>
         </w:rPr>
-        <w:t>I det avverkningsanmälda skogsområdet har 14 naturvårdsarter varav 7 rödlistade arter sina livsmiljöer och växtplatser.</w:t>
+        <w:t>I det avverkningsanmälda skogsområdet har 15 naturvårdsarter varav 8 rödlistade arter sina livsmiljöer och växtplatser.</w:t>
       </w:r>
     </w:p>
     <w:p>
@@ -861,6 +872,126 @@
       </w:pPr>
       <w:r>
         <w:t>BILAGA 1 – Fridlysta arter</w:t>
+      </w:r>
+    </w:p>
+    <w:p>
+      <w:pPr>
+        <w:pStyle w:val="Heading1"/>
+      </w:pPr>
+      <w:r>
+        <w:t>Talltita – ekologi samt krav på livsmiljön</w:t>
+      </w:r>
+    </w:p>
+    <w:p>
+      <w:r>
+        <w:t>Talltita är rödlistad som NT, fridlyst och prioriterad art i Skogsvårdslagen. Den omfattas av EU:s fågeldirektiv. Arten har minskat kraftigt de senaste 30 åren och minskningstakten innevarande 10-årsperiod beräknas till 20 (10–30) % (SLU Artdatabanken, 2022).</w:t>
+      </w:r>
+    </w:p>
+    <w:p>
+      <w:r>
+        <w:t>Talltita föredrar större sammanhängande barrskogar, och finns såväl i tallskog som granskog och i lövblandad barrskog. Skogens struktur är viktig och ska helst vara flerskiktad med riklig underväxt av mindre granar, björk och andra lövträd och buskar. Tillgång på murknande högstubbar är särskilt viktig, eftersom talltitan helst själv hackar ut sitt bohål (SLU Artdatabanken, 2022).</w:t>
+      </w:r>
+    </w:p>
+    <w:p>
+      <w:r>
+        <w:t>Det finns flera studier som visar att talltita är känslig för gallring och inte överlever när dess livsmiljö kalavverkas (Eggers and Low, 2014; Griesser et al., 2007; Klein, 2020). Talltitans revir är förhållandevis stora, 10–20 hektar och arten missgynnas när skogen fragmenteras. Kalavverkning av större delar av reviret innebär att det överges (Artdatabanken, 2021).</w:t>
+      </w:r>
+    </w:p>
+    <w:p>
+      <w:r>
+        <w:t>Talltitan är synnerligen trogen sitt revir så länge paret lever och biotopen förblir intakt. Paret stannar i sitt revir året om. En förlust av ett revir har därför en stor inverkan på den lokala populationen och trakthyggesbruket anses vara orsak till den svenska populationens kraftiga minskning. Talltiteparets revirtrohet innebär att närhelst under året man observerar en adult talltita så ingår denna plats i reviret (Siffczyk et al., 2003; Ekman, 1979).</w:t>
+      </w:r>
+    </w:p>
+    <w:p>
+      <w:pPr>
+        <w:pStyle w:val="Heading2"/>
+      </w:pPr>
+      <w:r>
+        <w:t>Referenser – talltita</w:t>
+      </w:r>
+    </w:p>
+    <w:p>
+      <w:r>
+        <w:t xml:space="preserve">Eggers, S., Low, M., 2014. </w:t>
+      </w:r>
+      <w:r>
+        <w:rPr>
+          <w:i/>
+        </w:rPr>
+        <w:t xml:space="preserve">Differential demographic responses of sympatric Parids to vegetation management in boreal forest. </w:t>
+      </w:r>
+      <w:r>
+        <w:t>For. Ecol. Manage. 319, 169–175.</w:t>
+      </w:r>
+    </w:p>
+    <w:p>
+      <w:r>
+        <w:t xml:space="preserve">Ekman, J., 1979. </w:t>
+      </w:r>
+      <w:r>
+        <w:rPr>
+          <w:i/>
+        </w:rPr>
+        <w:t xml:space="preserve">Coherence, composition and territories of winter social groups of the Willow Tit Parus montanus and the Crested Tit P. cristatus. </w:t>
+      </w:r>
+      <w:r>
+        <w:t>Ornis Scandinavica, 10, pp 56–68</w:t>
+      </w:r>
+    </w:p>
+    <w:p>
+      <w:r>
+        <w:t xml:space="preserve">Griesser, M., Nystrand, M., Eggers, S., Ekman, J., 2007. </w:t>
+      </w:r>
+      <w:r>
+        <w:rPr>
+          <w:i/>
+        </w:rPr>
+        <w:t xml:space="preserve">Impact of forestry practices on fitness correlates and population productivity in an open-nesting bird species. </w:t>
+      </w:r>
+      <w:r>
+        <w:t>Conserv. Biol. 21, 767–774. https://doi.org/10.1111/j.1523- 1739.2007.00675.x</w:t>
+      </w:r>
+    </w:p>
+    <w:p>
+      <w:r>
+        <w:t xml:space="preserve">Klein, J., 2020. </w:t>
+      </w:r>
+      <w:r>
+        <w:rPr>
+          <w:i/>
+        </w:rPr>
+        <w:t xml:space="preserve">The forgotten forest – On thinning, retention, and biodiversity in the boreal forest. </w:t>
+      </w:r>
+      <w:r>
+        <w:t>Doctoral Thesis No. 2020:50</w:t>
+      </w:r>
+    </w:p>
+    <w:p>
+      <w:r>
+        <w:t xml:space="preserve">Siffczyk, C., Brotons, L., Kangas, K., Orell, M., 2003. </w:t>
+      </w:r>
+      <w:r>
+        <w:rPr>
+          <w:i/>
+        </w:rPr>
+        <w:t xml:space="preserve">Home range size of willow tits. </w:t>
+      </w:r>
+      <w:r>
+        <w:t>Oecologica, 136, 635–642 (2003)</w:t>
+      </w:r>
+    </w:p>
+    <w:p>
+      <w:r>
+        <w:t xml:space="preserve">SLU Artdatabanken, 2021. </w:t>
+      </w:r>
+      <w:r>
+        <w:rPr>
+          <w:i/>
+        </w:rPr>
+        <w:t xml:space="preserve">Artfaktablad. Naturvård – artfakta. </w:t>
+      </w:r>
+      <w:r>
+        <w:t>SLU Artdatabanken, Uppsala</w:t>
       </w:r>
     </w:p>
     <w:p>
@@ -1192,7 +1323,7 @@
     <w:r>
       <w:tab/>
       <w:tab/>
-      <w:t>2026-08-03</w:t>
+      <w:t>2026-08-05</w:t>
       <w:br/>
       <w:br/>
     </w:r>

--- a/klagomål/A 28723-2026 FSC-klagomål.docx
+++ b/klagomål/A 28723-2026 FSC-klagomål.docx
@@ -1323,7 +1323,7 @@
     <w:r>
       <w:tab/>
       <w:tab/>
-      <w:t>2026-08-05</w:t>
+      <w:t>2026-08-07</w:t>
       <w:br/>
       <w:br/>
     </w:r>

--- a/klagomål/A 28723-2026 FSC-klagomål.docx
+++ b/klagomål/A 28723-2026 FSC-klagomål.docx
@@ -1323,7 +1323,7 @@
     <w:r>
       <w:tab/>
       <w:tab/>
-      <w:t>2026-08-07</w:t>
+      <w:t>2026-08-08</w:t>
       <w:br/>
       <w:br/>
     </w:r>

--- a/klagomål/A 28723-2026 FSC-klagomål.docx
+++ b/klagomål/A 28723-2026 FSC-klagomål.docx
@@ -178,7 +178,7 @@
       <w:r>
         <w:drawing>
           <wp:inline xmlns:a="http://schemas.openxmlformats.org/drawingml/2006/main" xmlns:pic="http://schemas.openxmlformats.org/drawingml/2006/picture">
-            <wp:extent cx="5486400" cy="5446807"/>
+            <wp:extent cx="5455338" cy="5724000"/>
             <wp:docPr id="1" name="Picture 1"/>
             <wp:cNvGraphicFramePr>
               <a:graphicFrameLocks noChangeAspect="1"/>
@@ -199,7 +199,7 @@
                   <pic:spPr>
                     <a:xfrm>
                       <a:off x="0" y="0"/>
-                      <a:ext cx="5486400" cy="5446807"/>
+                      <a:ext cx="5455338" cy="5724000"/>
                     </a:xfrm>
                     <a:prstGeom prst="rect"/>
                   </pic:spPr>
@@ -216,12 +216,12 @@
         <w:spacing w:after="240"/>
       </w:pPr>
       <w:r>
-        <w:t>Figur 1. Fyndplatser för naturvårdsarter inom 25 meter från avverkningsanmälan. Markörer utan svart kant är placerade på fyndplatsen. Markörer med svart kant är placerade vid sidan av fyndplatsen har ett svart streck som visar fyndplatsens exakta position. Kartans mittpunktskoordinat är N 7027689, E 442467 i SWEREF 99 TM.</w:t>
+        <w:t>Figur 1. Fyndplatser för naturvårdsarter i och inom 25 meter från avverkningsanmälan. Markörer utan svart kant är placerade på fyndplatsen. Markörer med svart kant är placerade vid sidan av fyndplatsen och har ett svart streck som visar fyndplatsens exakta position. Kartans mittpunktskoordinat är N 7027689, E 442467 i SWEREF 99 TM.</w:t>
       </w:r>
     </w:p>
     <w:p>
       <w:r>
-        <w:t>Inom 25 meter från avverkningsanmälan finns fynd av 4 naturvårdsarter, varav 2 är fridlysta, 4 är typiska (T) och 3 är signalarter (S): finbräken (S, T), grönkulla (S, T, §8), ögonpyrola (S, T) och blåsippa (T, §9). Se Figur 1.</w:t>
+        <w:t>I och inom 25 meter från avverkningsanmälan finns fynd av 28 naturvårdsarter, varav 13 är rödlistade, 8 är fridlysta, 19 är typiska (T) och 10 är signalarter (S): garnlav (VU, T), grantickeporing (VU), norsk näverlav (VU), dofttaggsvamp (NT, T), fjällig taggsvamp s.str. (NT), gultoppig fingersvamp (NT), harticka (NT, T), orange taggsvamp (NT, T), rosenticka (NT, T), tallticka (NT, T), talltita (NT, §4), tretåig hackspett (NT, T, §4), ullticka (NT, T), finbräken (S, T), flugblomster (S, §8), gräsull (S), grönkulla (S, T, §8), mörk husmossa (S, T), spindelblomster (S, T, §8), stuplav (S, T), tibast (S, T), tvåblad (S, §8), ögonpyrola (S, T), blåsippa (T, §9), kransmossa (T), kärrfibbla (T), nordisk stormhatt (T) och brudsporre (§8). Se Figur 1.</w:t>
       </w:r>
     </w:p>
     <w:p>
@@ -244,7 +244,303 @@
     </w:p>
     <w:p>
       <w:r>
-        <w:t>Nedan följer beskrivningar av de naturvårdsarter och fridlysta arter som har sina livsmiljöer och växtplatser i den avverkningsanmälda skogen. De påträffade naturvårdsarterna är ett tydligt kvitto på att det rör sig om en skog med höga naturvärden.</w:t>
+        <w:t>Nedan följer beskrivningar av de naturvårdsarter och fridlysta arter som har sina livsmiljöer och växtplatser i den avverkningsanmälda skogen. Se även ytterligare artfakta i BILAGA 1. De påträffade naturvårdsarterna är ett tydligt kvitto på att det rör sig om en skog med höga naturvärden.</w:t>
+      </w:r>
+    </w:p>
+    <w:p>
+      <w:r>
+        <w:rPr>
+          <w:b/>
+        </w:rPr>
+        <w:t>Garnlav (VU)</w:t>
+      </w:r>
+      <w:r>
+        <w:t xml:space="preserve"> är en utpräglad barrskogsart som ibland kan drapera träden i norrländska grannaturskogar med hög luftfuktighet. Den förekommer även i talldominerade bestånd där den, förutom i trädens grenverk, påträffas hängande över ojämnheter i tallbarken. Arten har minskat starkt i södra och mellersta Sverige och den minskar även i sitt nordliga utbredningsområde. Minskningstakten uppgår till 30 (20–50) % inom 50 år och överstiger gränsvärdet för Sårbar (VU). Orsaken till tillbakagången beror främst på slutavverkningar av naturskogsartade skogar. Bestånd med riklig förekomst bör regelmässigt sparas, vilket även gynnar flera andra sällsynta och rödlistade arter. Garnlav är värdväxt för den mycket sällsynta och akut hotade fjärilen barrskogslavfly (CR) som hör hemma i boreala barrskogar med riklig förekomst av värdväxten. Tidigare kunde arten konstateras årligen på flera platser vid Dala-Floda i Dalarna innan lokalerna kalavverkades. Senaste fyndet i landet av barrskogslavfly är från år 2000 då den påträffades vid Högberget i Sollefteå kommun. Garnlav är typisk art för </w:t>
+      </w:r>
+      <w:r>
+        <w:rPr>
+          <w:i/>
+        </w:rPr>
+        <w:t xml:space="preserve">9010 Taiga </w:t>
+      </w:r>
+      <w:r>
+        <w:t>och</w:t>
+      </w:r>
+      <w:r>
+        <w:rPr>
+          <w:i/>
+        </w:rPr>
+        <w:t xml:space="preserve"> 9070 Trädklädd betesmark</w:t>
+      </w:r>
+      <w:r>
+        <w:t xml:space="preserve"> (SLU Artdatabanken, 2026).</w:t>
+      </w:r>
+    </w:p>
+    <w:p>
+      <w:r>
+        <w:rPr>
+          <w:b/>
+        </w:rPr>
+        <w:t>Grantickeporing (VU)</w:t>
+      </w:r>
+      <w:r>
+        <w:t xml:space="preserve"> växer på murken ved och döda fruktkroppar av granticka och gränsticka (VU). Den förekommer i naturskogsliknade granskogar, gärna i fuktiga miljöer vid källbäckar och liknande. Avverkning av naturskogslika miljöer och av grova granar där grantickeporing förekommer är ett direkt hot mot artens fortlevnad. Gamla granskogar som hyser arten undantas helt från skogsbruk (SLU Artdatabanken, 2026).</w:t>
+      </w:r>
+    </w:p>
+    <w:p>
+      <w:r>
+        <w:rPr>
+          <w:b/>
+        </w:rPr>
+        <w:t>Norsk näverlav (VU)</w:t>
+      </w:r>
+      <w:r>
+        <w:t>, rödlistad som sårbar, är en suboceanisk art och påträffas bara i områden med hög och jämn luftfuktighet. Den växer i fuktiga granskogar, främst på stammar eller grenar av äldre björkar och granar. Arten är placerad i toppen av Skogsstyrelsens värdepyramid för bedömning av skog med höga naturvärden och försvinner eller missgynnas starkt vid all form av avverkning på eller i anslutning till lokalerna. Norsk näverlav har en hög andel av sin världspopulation i Norge och Sverige vilket medför ett särskilt ansvar för arten (Nitare &amp; Skogsstyrelsen, 2019; SLU Artdatabanken, 2024).</w:t>
+      </w:r>
+    </w:p>
+    <w:p>
+      <w:r>
+        <w:rPr>
+          <w:b/>
+        </w:rPr>
+        <w:t xml:space="preserve">Dofttaggsvamp (NT) </w:t>
+      </w:r>
+      <w:r>
+        <w:t xml:space="preserve">bildar mykorrhiza med gran i framför allt äldre ängsgranskog eller örtrik granskog av frisk lågörttyp. Arten hotas huvudsakligen av slutavverkning och den överlever sannolikt inte en avverkning eftersom den är beroende de levande barrträdens rötter. Troligen missgynnas den av allt för hård gallring eller plockhuggning om huggningen inte efterföljs av skogsbete. Fler örtrika barrskogar, särskilt de med trädkontinuitet, måste skyddas i större utsträckning än vad som tidigare gjorts. Dofttaggsvamp är typisk art för </w:t>
+      </w:r>
+      <w:r>
+        <w:rPr>
+          <w:i/>
+        </w:rPr>
+        <w:t>9050 Näringsrik granskog</w:t>
+      </w:r>
+      <w:r>
+        <w:t xml:space="preserve"> (SLU Artdatabanken, 2024).</w:t>
+      </w:r>
+    </w:p>
+    <w:p>
+      <w:r>
+        <w:rPr>
+          <w:b/>
+        </w:rPr>
+        <w:t>Fjällig taggsvamp s.str. (NT)</w:t>
+      </w:r>
+      <w:r>
+        <w:t xml:space="preserve"> bildar mykorrhiza med gran i granskog och barrblandskog, främst på frisk näringsrik mark i äldre skog med lång trädkontinuitet. Den totala populationen i landet har minskat och bedöms fortsätta minska till följd av avverkning av äldre barrskogar. Minskningstakten för den svenska populationen bedöms vara nära gränsvärdet för sårbar (VU) (SLU Artdatabanken, 2026).</w:t>
+      </w:r>
+    </w:p>
+    <w:p>
+      <w:r>
+        <w:rPr>
+          <w:b/>
+        </w:rPr>
+        <w:t>Gultoppig fingersvamp (NT)</w:t>
+      </w:r>
+      <w:r>
+        <w:t xml:space="preserve"> bildar mykorrhiza med gran i örtrik äldre barrskog. Den är något kalkgynnad och föredrar bördiga granskogar av lågörtstyp. Svampen hotas främst av skogsavverkning och tycks försvinna efter slutavverkning, markberedning och plantering. Skogsområden med arten bör undantas från storskaligt skogsbruk. Slutavverkning, kraftig gallring och skogsgödsling måste undvikas, liksom körning med tunga maskiner (SLU Artdatabanken, 2024).</w:t>
+      </w:r>
+    </w:p>
+    <w:p>
+      <w:r>
+        <w:rPr>
+          <w:b/>
+        </w:rPr>
+        <w:t>Harticka (NT)</w:t>
+      </w:r>
+      <w:r>
+        <w:t xml:space="preserve"> är normalt en mycket bra signalart för granskogar med höga naturvärden. Även när svampen påträffas i mer påverkade skogar är det nästan alltid fråga om skogsmiljöer i sena successionsstadier med höga naturvärden. Skogsskötselåtgärder på eller i omedelbar närhet av växtplatserna kan innebära ett hot mot arten. Harticka är typisk art för </w:t>
+      </w:r>
+      <w:r>
+        <w:rPr>
+          <w:i/>
+        </w:rPr>
+        <w:t xml:space="preserve">9010 Taiga, 9050 Näringsrik granskog </w:t>
+      </w:r>
+      <w:r>
+        <w:t xml:space="preserve">och </w:t>
+      </w:r>
+      <w:r>
+        <w:rPr>
+          <w:i/>
+        </w:rPr>
+        <w:t>9030 Landhöjningsskog</w:t>
+      </w:r>
+      <w:r>
+        <w:t xml:space="preserve"> (SLU Artdatabanken, 2024; Nitare &amp; Skogsstyrelsen, 2019).</w:t>
+      </w:r>
+    </w:p>
+    <w:p>
+      <w:r>
+        <w:rPr>
+          <w:b/>
+        </w:rPr>
+        <w:t xml:space="preserve">Orange taggsvamp (NT) </w:t>
+      </w:r>
+      <w:r>
+        <w:t xml:space="preserve">bildar mykorrhiza med både gran och tall och den förekommer främst i äldre barrskogar med kontinuitetsskogskaraktär. Mest frekvent är den i äldre mossrik granskog, men då bara i skogar inom granens naturliga utbredningsområde och i bestånd med långvarig grankontinuitet. Den totala populationen i landet bedöms ha minskat kraftigt och fortsatt kommer att minska då arten är knuten till en produktiv skogsmiljö som successivt avverkas. Arten hotas främst av skogsavverkning och tycks försvinna efter slutavverkning, markberedning och plantering och det är inte känt att arten har återkommit i anlagd skog på tidigare kalmark. Orange taggsvamp är typisk art för </w:t>
+      </w:r>
+      <w:r>
+        <w:rPr>
+          <w:i/>
+        </w:rPr>
+        <w:t>9010 Taiga</w:t>
+      </w:r>
+      <w:r>
+        <w:t xml:space="preserve"> (SLU Artdatabanken, 2024).</w:t>
+      </w:r>
+    </w:p>
+    <w:p>
+      <w:r>
+        <w:rPr>
+          <w:b/>
+        </w:rPr>
+        <w:t>Rosenticka (NT)</w:t>
+      </w:r>
+      <w:r>
+        <w:t xml:space="preserve">, rödlistad som nära hotad, ingår i en karaktäristisk association av vedsvampar som växer på gamla, grova granlågor i urskogsartade barrskogar. Den är placerad i toppen av Skogsstyrelsens värdepyramid för bedömning av skog med höga naturvärden och indikerar ett granskogsekosystem med långvarig kontinuitet av grova lågor. Artens beroende av grova granlågor innebär att alla skogsskötselåtgärder på eller i omedelbar närhet av lokalerna utgör ett hot på lång sikt. Det är angeläget att populationerna inte ytterligare glesas ut och ett tillräckligt antal områden där arten nu finns måste sparas för framtiden. Rosenticka är typisk art för </w:t>
+      </w:r>
+      <w:r>
+        <w:rPr>
+          <w:i/>
+        </w:rPr>
+        <w:t xml:space="preserve">9010 Taiga </w:t>
+      </w:r>
+      <w:r>
+        <w:t xml:space="preserve">och </w:t>
+      </w:r>
+      <w:r>
+        <w:rPr>
+          <w:i/>
+        </w:rPr>
+        <w:t>9050 Näringsrik granskog</w:t>
+      </w:r>
+      <w:r>
+        <w:t xml:space="preserve"> (Nitare &amp; Skogsstyrelsen, 2019; SLU Artdatabanken, 2024).</w:t>
+      </w:r>
+    </w:p>
+    <w:p>
+      <w:r>
+        <w:rPr>
+          <w:b/>
+        </w:rPr>
+        <w:t xml:space="preserve">Tallticka (NT) </w:t>
+      </w:r>
+      <w:r>
+        <w:t xml:space="preserve">uppträder först på tallar som är 100–150 år gamla men är vanligast på träd som är runt 150–200 år eller äldre. I skogslandskapet är den främst knuten till tallnaturskogar och restbiotoper med biologiskt gamla träd och signalerar vanligtvis skyddsvärda tallbestånd med höga naturvärden. Tallticka är typisk art för </w:t>
+      </w:r>
+      <w:r>
+        <w:rPr>
+          <w:i/>
+        </w:rPr>
+        <w:t xml:space="preserve">9010 Taiga </w:t>
+      </w:r>
+      <w:r>
+        <w:t xml:space="preserve">och </w:t>
+      </w:r>
+      <w:r>
+        <w:rPr>
+          <w:i/>
+        </w:rPr>
+        <w:t>9060 Åsbarrskog</w:t>
+      </w:r>
+      <w:r>
+        <w:t xml:space="preserve"> (SLU Artdatabanken, 2023; Nitare &amp; Skogsstyrelsen, 2019).</w:t>
+      </w:r>
+    </w:p>
+    <w:p>
+      <w:r>
+        <w:rPr>
+          <w:b/>
+        </w:rPr>
+        <w:t>Talltita (NT, §4)</w:t>
+      </w:r>
+      <w:r>
+        <w:t>, rödlistad som nära hotad och prioriterad art i Skogsvårdslagen, har häckningsrevir i anmälan. Arten har minskat kraftigt de senaste 30 åren och minskningstakten innevarande 10-årsperiod beräknas till 20 (10–30) %. Talltitan är synnerligen trogen sitt cirka 15 hektar stora revir och är beroende av flerskiktade olikåldriga skogar för att kunna föda upp sina ungar. Talltitan försvinner om dess livsmiljö kalavverkas (Eggers &amp; Low, 2014; Ekman, 1979; Griesser et al, 2007; Klein, 2020; Siffczyk et al, 2003; SLU Artdatabanken, 2021).</w:t>
+      </w:r>
+    </w:p>
+    <w:p>
+      <w:r>
+        <w:rPr>
+          <w:b/>
+        </w:rPr>
+        <w:t>Tretåig hackspett (NT, §4)</w:t>
+      </w:r>
+      <w:r>
+        <w:t xml:space="preserve"> är rödlistad som nära hotad och ingår i bilaga 1 i EU:s fågeldirektiv. Tretåig hackspett är för sin överlevnad beroende av kontinuerlig tillförsel av äldre döende och död ved, som sker genom naturliga självgallringsprocesser i äldre grannaturskogar och barrblandade naturskogar. Om en skog genom skogsbruk gallras eller glesas ur så upphör och uteblir i stort sett den naturliga självgallringsprocessen för mycket lång tid framöver vilket omöjliggör upprätthållandet av den kontinuerliga ekologiska funktionen i ett område. Det finns studier som visar att naturskogens självgallringsprocess som den tretåiga hackspetten är beroende av, inte kan ersättas med efterlämnad hänsyn i skogsbruket (Imbeau &amp; Desrochers, 2002). Storleken på häckningsreviret varierar med skogstypen, förekomsten av död ved och graden av fragmentering, men är i allmänhet i storleksordningen 25–100 hektar. Vintertid krävs ofta betydligt större områden och det finns studier som antyder att arten behöver minst 100 hektar äldre skog. I områden med låg bonitet kan det behövas över 200 hektar lämpligt habitat för att ett par ska kunna reproducera sig. Områden med dokumenterad permanent förekomst i naturskogsmiljöer har vanligen så stora naturvärden att skogsbruk är olämpligt. Tretåig hackspett är typisk art för </w:t>
+      </w:r>
+      <w:r>
+        <w:rPr>
+          <w:i/>
+        </w:rPr>
+        <w:t xml:space="preserve">9010 Taiga, 9740 Skogsbevuxen myr, 9030 Landhöjningsskog </w:t>
+      </w:r>
+      <w:r>
+        <w:t xml:space="preserve">och </w:t>
+      </w:r>
+      <w:r>
+        <w:rPr>
+          <w:i/>
+        </w:rPr>
+        <w:t>9040 Fjällbjörkskog</w:t>
+      </w:r>
+      <w:r>
+        <w:t xml:space="preserve"> (Skogsstyrelsen, 2016; SLU Artdatabanken, 2024).</w:t>
+      </w:r>
+    </w:p>
+    <w:p>
+      <w:r>
+        <w:rPr>
+          <w:b/>
+        </w:rPr>
+        <w:t>Ullticka (NT)</w:t>
+      </w:r>
+      <w:r>
+        <w:t xml:space="preserve"> är knuten till restbestånd av barrnaturskog och förekommer med ett tydligt optimum i orörda eller måttligt påverkade gamla granskogar där det föreligger viss kontinuitet av grov död ved. Ullticka är en bra signalart inom hela sitt utbredningsområde och i södra Sverige är den sällsynt och en god signalart för skyddsvärda granskogsmiljöer. Den hotas av avverkning och fragmentering av naturskog och äldre granskog med lång trädkontinuitet. På ullticka kan ibland ulltickeporing (VU) påträffas - det är en sällsynt ticka som nyligen delats upp i de tre olika arterna ulltickeporing </w:t>
+      </w:r>
+      <w:r>
+        <w:rPr>
+          <w:i/>
+        </w:rPr>
+        <w:t xml:space="preserve">Skeletocutis brevispora </w:t>
+      </w:r>
+      <w:r>
+        <w:t>(VU)</w:t>
+      </w:r>
+      <w:r>
+        <w:rPr>
+          <w:i/>
+        </w:rPr>
+        <w:t>, Skeletocutis delicata</w:t>
+      </w:r>
+      <w:r>
+        <w:t xml:space="preserve"> (VU)</w:t>
+      </w:r>
+      <w:r>
+        <w:rPr>
+          <w:i/>
+        </w:rPr>
+        <w:t xml:space="preserve"> och Skeletocutis exilis</w:t>
+      </w:r>
+      <w:r>
+        <w:t xml:space="preserve"> (NT). Ullticka är typisk art för </w:t>
+      </w:r>
+      <w:r>
+        <w:rPr>
+          <w:i/>
+        </w:rPr>
+        <w:t xml:space="preserve">9010 Taiga, 9050 Näringsrik granskog </w:t>
+      </w:r>
+      <w:r>
+        <w:t xml:space="preserve">och </w:t>
+      </w:r>
+      <w:r>
+        <w:rPr>
+          <w:i/>
+        </w:rPr>
+        <w:t>9030 Landhöjningsskog</w:t>
+      </w:r>
+      <w:r>
+        <w:t xml:space="preserve"> (SLU Artdatabanken, 2026; Nitare &amp; Skogsstyrelsen, 2019; Miettinen &amp; Niemelä, 2018).</w:t>
       </w:r>
     </w:p>
     <w:p>
@@ -310,10 +606,104 @@
         <w:rPr>
           <w:b/>
         </w:rPr>
-        <w:t xml:space="preserve">Ögonpyrola </w:t>
-      </w:r>
-      <w:r>
-        <w:t xml:space="preserve">är normalt en bra signalart som visar på områden med höga naturvärden och stabila förhållanden, särskilt inom näringsfattiga trakter. Växten är mycket känslig för markskador och försvinner snabbt efter slutavverkning. Den hotas också av skogsgödsling och markavvattning. Ögonpyrola är typisk art för </w:t>
+        <w:t xml:space="preserve">Mörk husmossa </w:t>
+      </w:r>
+      <w:r>
+        <w:t xml:space="preserve">är en mycket bra signalart i södra och mellersta Sverige. Den är sannolikt svårspridd och växer huvudsakligen i skog med lång skoglig kontinuitet i områden med konstant hög luftfuktighet. Den är känslig för större avverkningar, men tål plockhuggning som lämnar ett tätare trädskikt och ett obrutet, fukthållande mosstäcke på marken. Ett par studier har klart visat att artens tillväxt försämras när skogen huggs ner intill växtplatsen, och att ett kalhygges påverkan på mörk husmossa avtar både med avståndet från kalhygget och ju fuktigare växtplatsen är. Mörk husmossa är typisk art för </w:t>
+      </w:r>
+      <w:r>
+        <w:rPr>
+          <w:i/>
+        </w:rPr>
+        <w:t xml:space="preserve">9010 Taiga, 9050 Näringsrik granskog, 9080 Lövsumpskog, 9750 Svämlövskog, 9020 Nordlig ädellövskog, 9160 Näringsrik ekskog </w:t>
+      </w:r>
+      <w:r>
+        <w:t>och</w:t>
+      </w:r>
+      <w:r>
+        <w:rPr>
+          <w:i/>
+        </w:rPr>
+        <w:t xml:space="preserve"> 9180 Ädellövskog i branter</w:t>
+      </w:r>
+      <w:r>
+        <w:t xml:space="preserve"> (SLU Artdatabanken, 2024; Nitare &amp; Skogsstyrelsen, 2019).</w:t>
+      </w:r>
+    </w:p>
+    <w:p>
+      <w:r>
+        <w:rPr>
+          <w:b/>
+        </w:rPr>
+        <w:t>Spindelblomster (§8)</w:t>
+      </w:r>
+      <w:r>
+        <w:t xml:space="preserve"> växer i äldre mossrik granskog eller barrblandskog, men även i fjällbjörkskog. Arten indikerar långvarig trädkontinuitet och hög luftfuktighet och är mycket känslig för uttorkning och markskador. Spindelblomster har i många trakter minskat starkt under senare tid på grund av slutavverkningar och skogsmarksdikning. Spindelblomster är typisk art för </w:t>
+      </w:r>
+      <w:r>
+        <w:rPr>
+          <w:i/>
+        </w:rPr>
+        <w:t xml:space="preserve">9010 Taiga, 9050 Näringsrik granskog </w:t>
+      </w:r>
+      <w:r>
+        <w:t>och</w:t>
+      </w:r>
+      <w:r>
+        <w:rPr>
+          <w:i/>
+        </w:rPr>
+        <w:t xml:space="preserve"> 9040 Fjällbjörkskog</w:t>
+      </w:r>
+      <w:r>
+        <w:t xml:space="preserve"> (Nitare &amp; Skogsstyrelsen, 2019; SLU Artdatabanken, 2025).</w:t>
+      </w:r>
+    </w:p>
+    <w:p>
+      <w:r>
+        <w:rPr>
+          <w:b/>
+        </w:rPr>
+        <w:t>Stuplav</w:t>
+      </w:r>
+      <w:r>
+        <w:t xml:space="preserve"> är en mycket bra signalart i hela sitt utbredningsområde och förekommer nästan enbart i skogsmiljöer med höga naturvärden. Den indikerar långvarig förekomst av gamla lövträd och miljöer med konstant hög luftfuktighet. I skogar med suboceaniskt klimat finns det en mycket sällsynt parasit, njurlavsknapp </w:t>
+      </w:r>
+      <w:r>
+        <w:rPr>
+          <w:i/>
+        </w:rPr>
+        <w:t>Pletocarpon nephromeum</w:t>
+      </w:r>
+      <w:r>
+        <w:t xml:space="preserve"> (EN), som växer på stuplav. Ytterligare tre sällsynta lavparasiter, </w:t>
+      </w:r>
+      <w:r>
+        <w:rPr>
+          <w:i/>
+        </w:rPr>
+        <w:t>Protounguicularia nephromatis</w:t>
+      </w:r>
+      <w:r>
+        <w:t xml:space="preserve"> (VU), </w:t>
+      </w:r>
+      <w:r>
+        <w:rPr>
+          <w:i/>
+        </w:rPr>
+        <w:t>Refractohilum galligenum</w:t>
+      </w:r>
+      <w:r>
+        <w:t xml:space="preserve"> (NT) och </w:t>
+      </w:r>
+      <w:r>
+        <w:rPr>
+          <w:i/>
+        </w:rPr>
+        <w:t>Roselliniella nephromatis</w:t>
+      </w:r>
+      <w:r>
+        <w:t xml:space="preserve"> (DD), kan också påträffas på stuplav. Stuplav är typisk art för </w:t>
       </w:r>
       <w:r>
         <w:rPr>
@@ -322,6 +712,46 @@
         <w:t>9010 Taiga</w:t>
       </w:r>
       <w:r>
+        <w:t xml:space="preserve"> (SLU Artdatabanken, 2026; Nitare &amp; Skogsstyrelsen, 2019).</w:t>
+      </w:r>
+    </w:p>
+    <w:p>
+      <w:r>
+        <w:rPr>
+          <w:b/>
+        </w:rPr>
+        <w:t>Tibast</w:t>
+      </w:r>
+      <w:r>
+        <w:t xml:space="preserve"> är en kalkgynnad buske som växer på mullrik, frisk eller svagt fuktig mark, exempelvis i gamla kalkgranskogar, lövträdslundar, varma källpåverkade sluttningar och exklusiva biotoper kopplade till vattendrag. Förekomster i gammal skog visar på höga naturvärden och bör alltid noteras i samband med naturvärdesinventeringar. Tibast är typisk art för </w:t>
+      </w:r>
+      <w:r>
+        <w:rPr>
+          <w:i/>
+        </w:rPr>
+        <w:t>9050 Näringsrik granskog</w:t>
+      </w:r>
+      <w:r>
+        <w:t xml:space="preserve"> och värdväxt för de två fjärilsarterna större tibastmal och brun tibastmal (CR) (SLU Artdatabanken, 2024; Nitare &amp; Skogsstyrelsen, 2019).</w:t>
+      </w:r>
+    </w:p>
+    <w:p>
+      <w:r>
+        <w:rPr>
+          <w:b/>
+        </w:rPr>
+        <w:t xml:space="preserve">Ögonpyrola </w:t>
+      </w:r>
+      <w:r>
+        <w:t xml:space="preserve">är normalt en bra signalart som visar på områden med höga naturvärden och stabila förhållanden, särskilt inom näringsfattiga trakter. Växten är mycket känslig för markskador och försvinner snabbt efter slutavverkning. Den hotas också av skogsgödsling och markavvattning. Ögonpyrola är typisk art för </w:t>
+      </w:r>
+      <w:r>
+        <w:rPr>
+          <w:i/>
+        </w:rPr>
+        <w:t>9010 Taiga</w:t>
+      </w:r>
+      <w:r>
         <w:t xml:space="preserve"> och</w:t>
       </w:r>
       <w:r>
@@ -361,6 +791,102 @@
       </w:r>
       <w:r>
         <w:t xml:space="preserve"> (SLU Artdatabanken, 2025).</w:t>
+      </w:r>
+    </w:p>
+    <w:p>
+      <w:r>
+        <w:rPr>
+          <w:b/>
+        </w:rPr>
+        <w:t>Kransmossa</w:t>
+      </w:r>
+      <w:r>
+        <w:t xml:space="preserve"> är typisk art för </w:t>
+      </w:r>
+      <w:r>
+        <w:rPr>
+          <w:i/>
+        </w:rPr>
+        <w:t xml:space="preserve">9050 Näringsrik granskog </w:t>
+      </w:r>
+      <w:r>
+        <w:t xml:space="preserve">och </w:t>
+      </w:r>
+      <w:r>
+        <w:rPr>
+          <w:i/>
+        </w:rPr>
+        <w:t xml:space="preserve">6170 Alpina kalkgräsmarker </w:t>
+      </w:r>
+      <w:r>
+        <w:t>(SLU Artdatabanken, 2025).</w:t>
+      </w:r>
+    </w:p>
+    <w:p>
+      <w:r>
+        <w:rPr>
+          <w:b/>
+        </w:rPr>
+        <w:t>Kärrfibbla</w:t>
+      </w:r>
+      <w:r>
+        <w:t xml:space="preserve"> är typisk art för </w:t>
+      </w:r>
+      <w:r>
+        <w:rPr>
+          <w:i/>
+        </w:rPr>
+        <w:t xml:space="preserve">9050 Näringsrik granskog, 9080 Lövsumpskog </w:t>
+      </w:r>
+      <w:r>
+        <w:t>och</w:t>
+      </w:r>
+      <w:r>
+        <w:rPr>
+          <w:i/>
+        </w:rPr>
+        <w:t xml:space="preserve"> 9040 Fjällbjörkskog </w:t>
+      </w:r>
+      <w:r>
+        <w:t>(SLU Artdatabanken, 2025).</w:t>
+      </w:r>
+    </w:p>
+    <w:p>
+      <w:r>
+        <w:rPr>
+          <w:b/>
+        </w:rPr>
+        <w:t>Nordisk stormhatt</w:t>
+      </w:r>
+      <w:r>
+        <w:t xml:space="preserve"> är typisk art för </w:t>
+      </w:r>
+      <w:r>
+        <w:rPr>
+          <w:i/>
+        </w:rPr>
+        <w:t xml:space="preserve">9050 Näringsrik granskog, 9040 Fjällbjörkskog </w:t>
+      </w:r>
+      <w:r>
+        <w:t xml:space="preserve">och </w:t>
+      </w:r>
+      <w:r>
+        <w:rPr>
+          <w:i/>
+        </w:rPr>
+        <w:t>6430 Högörtängar</w:t>
+      </w:r>
+      <w:r>
+        <w:t>. Stormhattsrotvecklare (NT) samt stormhattshumla, som är rödlistad som nära hotad (NT) på den europeiska rödlistan, är knuten till nordisk stormhatt</w:t>
+      </w:r>
+      <w:r>
+        <w:rPr>
+          <w:i/>
+        </w:rPr>
+        <w:t xml:space="preserve"> </w:t>
+      </w:r>
+      <w:r>
+        <w:t>(SLU Artdatabanken, 2026; IUCN, 2025).</w:t>
       </w:r>
     </w:p>
     <w:p>
@@ -415,6 +941,22 @@
       <w:r>
         <w:t>I den avverkningsanmälda skogen har fridlysta arter sina livsmiljöer och växtplatser. Att skada de fridlysta arternas livsmiljöer, växtplatser eller ekologiska funktion är inte tillåtet enligt artskyddsförordningen.</w:t>
       </w:r>
+      <w:r>
+        <w:rPr>
+          <w:i/>
+        </w:rPr>
+        <w:t xml:space="preserve"> EU:s medlemsländer och skogsbolag är skyldiga att agera i enlighet med EU:s fågeldirektiv där det uttryckligen står att direktivet gäller för fåglar samt för deras ägg, bon och </w:t>
+      </w:r>
+      <w:r>
+        <w:rPr>
+          <w:b/>
+          <w:i/>
+        </w:rPr>
+        <w:t xml:space="preserve">livsmiljöer </w:t>
+      </w:r>
+      <w:r>
+        <w:t>(artikel 1). Vidare att de åtgärder som vidtas inte får leda till en försämring av den nuvarande situationen beträffande bevarandet av de fågelarter som avses i artikel 1 (artikel 13).</w:t>
+      </w:r>
     </w:p>
     <w:p>
       <w:r>
@@ -432,10 +974,18 @@
         <w:rPr>
           <w:b/>
         </w:rPr>
-        <w:t xml:space="preserve">6.4.3 </w:t>
-      </w:r>
-      <w:r>
-        <w:t>Bevarandeåtgärder genomförs för de kända förekomster av rödlistade arter som påverkas av skogsbruk.</w:t>
+        <w:t xml:space="preserve">6.4.1 </w:t>
+      </w:r>
+      <w:r>
+        <w:t>Följande biotoper undantas från alla skogsbruksåtgärder, förutom åtgärder påkallade för att bevara eller främja biotopens naturliga eller hävdbetingade biologiska mångfald:</w:t>
+      </w:r>
+    </w:p>
+    <w:p>
+      <w:pPr>
+        <w:ind w:left="357"/>
+      </w:pPr>
+      <w:r>
+        <w:t>b) nyckelbiotoper enligt Skogsstyrelsens definition och metod (1995)</w:t>
       </w:r>
     </w:p>
     <w:p>
@@ -453,7 +1003,36 @@
         <w:rPr>
           <w:i/>
         </w:rPr>
-        <w:t>I det avverkningsanmälda skogsområdet har 4 naturvårdsarter varav 0 rödlistade arter sina livsmiljöer och växtplatser.</w:t>
+        <w:t>I det avverkningsanmälda skogsområdet har 23 rödlistade arter och signalarter påträffats. Detta ska jämföras med Skogsstyrelsens uppföljning 2017 av nyckelbiotoper som visade att man i genomsnitt hittar 20,6 olika rödlistade arter och signalarter i en nyckelbiotop (Wijk, S. 2017. Biologisk mångfald i nyckelbiotoper – Resultat från inventeringen “Uppföljning biologisk mångfald” 2009–2015. Rapport 4/2017 Skogsstyrelsen, Jönköping).</w:t>
+      </w:r>
+    </w:p>
+    <w:p>
+      <w:r>
+        <w:rPr>
+          <w:b/>
+        </w:rPr>
+        <w:t xml:space="preserve">6.4.3 </w:t>
+      </w:r>
+      <w:r>
+        <w:t>Bevarandeåtgärder genomförs för de kända förekomster av rödlistade arter som påverkas av skogsbruk.</w:t>
+      </w:r>
+    </w:p>
+    <w:p>
+      <w:pPr>
+        <w:pStyle w:val="ListBullet"/>
+      </w:pPr>
+      <w:r>
+        <w:rPr>
+          <w:b/>
+          <w:i/>
+        </w:rPr>
+        <w:t xml:space="preserve">Kommentar: </w:t>
+      </w:r>
+      <w:r>
+        <w:rPr>
+          <w:i/>
+        </w:rPr>
+        <w:t>I det avverkningsanmälda skogsområdet har 28 naturvårdsarter varav 13 rödlistade arter sina livsmiljöer och växtplatser.</w:t>
       </w:r>
     </w:p>
     <w:p>
@@ -638,6 +1217,340 @@
           <w:i/>
         </w:rPr>
         <w:t>I den avverkningsanmälda skogen har fridlysta arter sina livsmiljöer och växtplatser. Att skada de fridlysta arternas livsmiljöer, växtplatser eller ekologiska funktion är inte tillåtet enligt artskyddsförordningen</w:t>
+      </w:r>
+    </w:p>
+    <w:p>
+      <w:r>
+        <w:br w:type="page"/>
+      </w:r>
+    </w:p>
+    <w:p>
+      <w:pPr>
+        <w:pStyle w:val="Title"/>
+      </w:pPr>
+      <w:r>
+        <w:t>BILAGA 1 – Fridlysta arter</w:t>
+      </w:r>
+    </w:p>
+    <w:p>
+      <w:pPr>
+        <w:pStyle w:val="Heading1"/>
+      </w:pPr>
+      <w:r>
+        <w:t>Talltita – ekologi samt krav på livsmiljön</w:t>
+      </w:r>
+    </w:p>
+    <w:p>
+      <w:r>
+        <w:t>Talltita är rödlistad som NT, fridlyst och prioriterad art i Skogsvårdslagen. Den omfattas av EU:s fågeldirektiv. Arten har minskat kraftigt de senaste 30 åren och minskningstakten innevarande 10-årsperiod beräknas till 20 (10–30) % (SLU Artdatabanken, 2022).</w:t>
+      </w:r>
+    </w:p>
+    <w:p>
+      <w:r>
+        <w:t>Talltita föredrar större sammanhängande barrskogar, och finns såväl i tallskog som granskog och i lövblandad barrskog. Skogens struktur är viktig och ska helst vara flerskiktad med riklig underväxt av mindre granar, björk och andra lövträd och buskar. Tillgång på murknande högstubbar är särskilt viktig, eftersom talltitan helst själv hackar ut sitt bohål (SLU Artdatabanken, 2022).</w:t>
+      </w:r>
+    </w:p>
+    <w:p>
+      <w:r>
+        <w:t>Det finns flera studier som visar att talltita är känslig för gallring och inte överlever när dess livsmiljö kalavverkas (Eggers and Low, 2014; Griesser et al., 2007; Klein, 2020). Talltitans revir är förhållandevis stora, 10–20 hektar och arten missgynnas när skogen fragmenteras. Kalavverkning av större delar av reviret innebär att det överges (Artdatabanken, 2021).</w:t>
+      </w:r>
+    </w:p>
+    <w:p>
+      <w:r>
+        <w:t>Talltitan är synnerligen trogen sitt revir så länge paret lever och biotopen förblir intakt. Paret stannar i sitt revir året om. En förlust av ett revir har därför en stor inverkan på den lokala populationen och trakthyggesbruket anses vara orsak till den svenska populationens kraftiga minskning. Talltiteparets revirtrohet innebär att närhelst under året man observerar en adult talltita så ingår denna plats i reviret (Siffczyk et al., 2003; Ekman, 1979).</w:t>
+      </w:r>
+    </w:p>
+    <w:p>
+      <w:pPr>
+        <w:pStyle w:val="Heading2"/>
+      </w:pPr>
+      <w:r>
+        <w:t>Referenser – talltita</w:t>
+      </w:r>
+    </w:p>
+    <w:p>
+      <w:r>
+        <w:t xml:space="preserve">Eggers, S., Low, M., 2014. </w:t>
+      </w:r>
+      <w:r>
+        <w:rPr>
+          <w:i/>
+        </w:rPr>
+        <w:t xml:space="preserve">Differential demographic responses of sympatric Parids to vegetation management in boreal forest. </w:t>
+      </w:r>
+      <w:r>
+        <w:t>For. Ecol. Manage. 319, 169–175.</w:t>
+      </w:r>
+    </w:p>
+    <w:p>
+      <w:r>
+        <w:t xml:space="preserve">Ekman, J., 1979. </w:t>
+      </w:r>
+      <w:r>
+        <w:rPr>
+          <w:i/>
+        </w:rPr>
+        <w:t xml:space="preserve">Coherence, composition and territories of winter social groups of the Willow Tit Parus montanus and the Crested Tit P. cristatus. </w:t>
+      </w:r>
+      <w:r>
+        <w:t>Ornis Scandinavica, 10, pp 56–68</w:t>
+      </w:r>
+    </w:p>
+    <w:p>
+      <w:r>
+        <w:t xml:space="preserve">Griesser, M., Nystrand, M., Eggers, S., Ekman, J., 2007. </w:t>
+      </w:r>
+      <w:r>
+        <w:rPr>
+          <w:i/>
+        </w:rPr>
+        <w:t xml:space="preserve">Impact of forestry practices on fitness correlates and population productivity in an open-nesting bird species. </w:t>
+      </w:r>
+      <w:r>
+        <w:t>Conserv. Biol. 21, 767–774. https://doi.org/10.1111/j.1523- 1739.2007.00675.x</w:t>
+      </w:r>
+    </w:p>
+    <w:p>
+      <w:r>
+        <w:t xml:space="preserve">Klein, J., 2020. </w:t>
+      </w:r>
+      <w:r>
+        <w:rPr>
+          <w:i/>
+        </w:rPr>
+        <w:t xml:space="preserve">The forgotten forest – On thinning, retention, and biodiversity in the boreal forest. </w:t>
+      </w:r>
+      <w:r>
+        <w:t>Doctoral Thesis No. 2020:50</w:t>
+      </w:r>
+    </w:p>
+    <w:p>
+      <w:r>
+        <w:t xml:space="preserve">Siffczyk, C., Brotons, L., Kangas, K., Orell, M., 2003. </w:t>
+      </w:r>
+      <w:r>
+        <w:rPr>
+          <w:i/>
+        </w:rPr>
+        <w:t xml:space="preserve">Home range size of willow tits. </w:t>
+      </w:r>
+      <w:r>
+        <w:t>Oecologica, 136, 635–642 (2003)</w:t>
+      </w:r>
+    </w:p>
+    <w:p>
+      <w:r>
+        <w:t xml:space="preserve">SLU Artdatabanken, 2021. </w:t>
+      </w:r>
+      <w:r>
+        <w:rPr>
+          <w:i/>
+        </w:rPr>
+        <w:t xml:space="preserve">Artfaktablad. Naturvård – artfakta. </w:t>
+      </w:r>
+      <w:r>
+        <w:t>SLU Artdatabanken, Uppsala</w:t>
+      </w:r>
+    </w:p>
+    <w:p>
+      <w:pPr>
+        <w:pStyle w:val="Heading1"/>
+      </w:pPr>
+      <w:r>
+        <w:t>Tretåig hackspett – ekologi samt krav på livsmiljön</w:t>
+      </w:r>
+    </w:p>
+    <w:p>
+      <w:r>
+        <w:t xml:space="preserve">Tretåig hackspett (NT) är fridlyst enligt §4 Artskyddsförordningen och finns med som prioriterad art i Skogsstyrelsen vägledning för skogsbruket (bilaga 4 till SVL). I vägledningen står bland annat att: </w:t>
+      </w:r>
+      <w:r>
+        <w:rPr>
+          <w:i/>
+        </w:rPr>
+        <w:t xml:space="preserve">“Tretåig hackspett har stora arealkrav och höga krav på sin livsmiljö. Omdaningen av naturskogar till kulturskogar medför en förlust av viktiga miljöer, något som förstärks av ökad fragmentering till följd av avverkningar.” </w:t>
+      </w:r>
+      <w:r>
+        <w:t xml:space="preserve">Vidare att: </w:t>
+      </w:r>
+      <w:r>
+        <w:rPr>
+          <w:i/>
+        </w:rPr>
+        <w:t>“Områden med dokumenterad permanent förekomst i naturskogsmiljöer har vanligen så stora naturvärden att skogsbruk är olämpligt”</w:t>
+      </w:r>
+      <w:r>
+        <w:t xml:space="preserve"> (SLU Artdatabanken, 2024; Skogsstyrelsen, 2016)</w:t>
+      </w:r>
+      <w:r>
+        <w:rPr>
+          <w:i/>
+        </w:rPr>
+        <w:t>.</w:t>
+      </w:r>
+    </w:p>
+    <w:p>
+      <w:r>
+        <w:t>Tretåig hackspett är beroende av större sammanhängande naturskogar med kontinuerlig tillgång och nybildning av död ved och fragmentering av livsmiljöerna utgör ett stort hot mot arten (se exempelvis Stachura-Skierczynska et al., 2009; Wesolowski et al., 2005; Butler et al., 2004; Pakkala et al., 2002; Amcoff et al., 1996; Virkkala, 1991). Det finns studier som visar att naturskogens självgallringsprocess som den tretåiga hackspetten är beroende av, inte kan ersättas med efterlämnad hänsyn i skogsbruket (Imbeau &amp; Desrochers, 2002).</w:t>
+      </w:r>
+    </w:p>
+    <w:p>
+      <w:r>
+        <w:t>Permanenta revir av tretåig hackspett karaktäriseras ofta av artens typiska ringformigt ordnade hackmärken på framför allt gamla granar. För att säkerställa att inte revir av tretåig hackspett drabbas av avverkningsplanerna bör en inventering göras i området både under häckningstid och under vintern, då arten utnyttjar betydligt större områden än under sommarens häckningsrevir. Storleken på häckningsreviret varierar med skogstypen, förekomsten av död ved och graden av fragmentering, men är i allmänhet i storleksordningen 25–100 hektar (SLU Artdatabanken, 2024; Skogsstyrelsen, 2016).</w:t>
+      </w:r>
+    </w:p>
+    <w:p>
+      <w:r>
+        <w:t xml:space="preserve">Förutom fridlysning enligt §4 Artskyddsförordningen är tretåig hackspett även förtecknad i EU:s fågeldirektiv bilaga 1. Den är typisk art för </w:t>
+      </w:r>
+      <w:r>
+        <w:rPr>
+          <w:i/>
+        </w:rPr>
+        <w:t xml:space="preserve">9010 Taiga, 9740 Skogsbevuxen myr, 9030 Landhöjningsskog </w:t>
+      </w:r>
+      <w:r>
+        <w:t xml:space="preserve">och </w:t>
+      </w:r>
+      <w:r>
+        <w:rPr>
+          <w:i/>
+        </w:rPr>
+        <w:t>9040 Fjällbjörkskog</w:t>
+      </w:r>
+      <w:r>
+        <w:t xml:space="preserve"> samt ingår i Natura 2000 och är förtecknad i Bernkonventionen bilaga II (strikt skyddade djurarter) (SLU Artdatabanken, 2024; Skogsstyrelsen, 2016).</w:t>
+      </w:r>
+    </w:p>
+    <w:p>
+      <w:pPr>
+        <w:pStyle w:val="Heading2"/>
+      </w:pPr>
+      <w:r>
+        <w:t>Referenser – tretåig hackspett</w:t>
+      </w:r>
+    </w:p>
+    <w:p>
+      <w:r>
+        <w:t xml:space="preserve">Amcoff, M. &amp; Eriksson, P. 1996. </w:t>
+      </w:r>
+      <w:r>
+        <w:rPr>
+          <w:i/>
+        </w:rPr>
+        <w:t xml:space="preserve">Förekomst av tretåig hackspett Picoides tridactylus på bestånds- och landskapsnivå. </w:t>
+      </w:r>
+      <w:r>
+        <w:t>Ornis Svecica 6: 107–119.</w:t>
+      </w:r>
+    </w:p>
+    <w:p>
+      <w:r>
+        <w:t xml:space="preserve">Butler, R., Angelstam, P., Ekelund, P. &amp; Schlaeffer, R. 2004. </w:t>
+      </w:r>
+      <w:r>
+        <w:rPr>
+          <w:i/>
+        </w:rPr>
+        <w:t xml:space="preserve">Dead wood threshold values for the three-toed woodpecker presence in boreal and sub-Alpine forest. </w:t>
+      </w:r>
+      <w:r>
+        <w:t>Biological conservation 119(3): 305–318.</w:t>
+      </w:r>
+    </w:p>
+    <w:p>
+      <w:r>
+        <w:t xml:space="preserve">Imbeau, L. &amp; Desrochers, A. 2002. </w:t>
+      </w:r>
+      <w:r>
+        <w:rPr>
+          <w:i/>
+        </w:rPr>
+        <w:t xml:space="preserve">Foraging Ecology and Use of Drumming Trees by Three-Toed Woodpeckers. </w:t>
+      </w:r>
+      <w:r>
+        <w:t>The Journal of Wildlife Management. Vol. 66, No. 1 (Jan., 2002), pp. 222–231.</w:t>
+      </w:r>
+    </w:p>
+    <w:p>
+      <w:r>
+        <w:t xml:space="preserve">Pakkala, T., Hanski, I. &amp; Tomppo, E. 2002. </w:t>
+      </w:r>
+      <w:r>
+        <w:rPr>
+          <w:i/>
+        </w:rPr>
+        <w:t xml:space="preserve">Spatial ecology of the three-toed woodpecker in managed forest landscapes. </w:t>
+      </w:r>
+      <w:r>
+        <w:t>Silva Fennica 36(1): 279–288.</w:t>
+      </w:r>
+    </w:p>
+    <w:p>
+      <w:r>
+        <w:t xml:space="preserve">Skogsstyrelsen, 2016. </w:t>
+      </w:r>
+      <w:r>
+        <w:rPr>
+          <w:i/>
+        </w:rPr>
+        <w:t>Vägledning för hänsyn till fåglar – Tretåig hackspett.</w:t>
+      </w:r>
+    </w:p>
+    <w:p>
+      <w:r>
+        <w:t xml:space="preserve">SLU Artdatabanken, 2024. </w:t>
+      </w:r>
+      <w:r>
+        <w:rPr>
+          <w:i/>
+        </w:rPr>
+        <w:t xml:space="preserve">Artfaktablad. Naturvård – artfakta. </w:t>
+      </w:r>
+      <w:r>
+        <w:t>SLU Artdatabanken, Uppsala.</w:t>
+      </w:r>
+    </w:p>
+    <w:p>
+      <w:r>
+        <w:t xml:space="preserve">Stachura-Skierczynska, K., Tumiel, T. &amp; Skierczynski, M. 2009. </w:t>
+      </w:r>
+      <w:r>
+        <w:rPr>
+          <w:i/>
+        </w:rPr>
+        <w:t xml:space="preserve">Habitat prediction model for three-toed woodpecker and its implications for the conservation of biologically valuable forests. </w:t>
+      </w:r>
+      <w:r>
+        <w:t>Forest Ecology and Management 258(5): 697–703.</w:t>
+      </w:r>
+    </w:p>
+    <w:p>
+      <w:r>
+        <w:t xml:space="preserve">Virkkala, R. 1991. </w:t>
+      </w:r>
+      <w:r>
+        <w:rPr>
+          <w:i/>
+        </w:rPr>
+        <w:t xml:space="preserve">Population trends of forest birds in a Finnish Lapland landscape of large habitat blocks – Consequences of stochastic environmental variation or regional habitat alteration. </w:t>
+      </w:r>
+      <w:r>
+        <w:t>Biological conservation 56(2): 223–240.</w:t>
+      </w:r>
+    </w:p>
+    <w:p>
+      <w:r>
+        <w:t xml:space="preserve">Wesolowski, T., Czeszczewik, D. &amp; Rowinski, P. 2005. </w:t>
+      </w:r>
+      <w:r>
+        <w:rPr>
+          <w:i/>
+        </w:rPr>
+        <w:t xml:space="preserve">Effects of forest management on Three-toed Woodpecker Picoides tridactylus distribution in the Bialowieza Forest (NE Poland): conservation implications. </w:t>
+      </w:r>
+      <w:r>
+        <w:t>Acta Ornithologica 40(1): 53–60.</w:t>
       </w:r>
     </w:p>
     <w:sectPr>
@@ -768,7 +1681,7 @@
     <w:r>
       <w:tab/>
       <w:tab/>
-      <w:t>2026-08-14</w:t>
+      <w:t>2026-08-15</w:t>
       <w:br/>
       <w:br/>
     </w:r>

--- a/klagomål/A 28723-2026 FSC-klagomål.docx
+++ b/klagomål/A 28723-2026 FSC-klagomål.docx
@@ -1681,7 +1681,7 @@
     <w:r>
       <w:tab/>
       <w:tab/>
-      <w:t>2026-08-15</w:t>
+      <w:t>2026-08-16</w:t>
       <w:br/>
       <w:br/>
     </w:r>

--- a/klagomål/A 28723-2026 FSC-klagomål.docx
+++ b/klagomål/A 28723-2026 FSC-klagomål.docx
@@ -1681,7 +1681,7 @@
     <w:r>
       <w:tab/>
       <w:tab/>
-      <w:t>2026-08-16</w:t>
+      <w:t>2026-08-17</w:t>
       <w:br/>
       <w:br/>
     </w:r>

--- a/klagomål/A 28723-2026 FSC-klagomål.docx
+++ b/klagomål/A 28723-2026 FSC-klagomål.docx
@@ -1681,7 +1681,7 @@
     <w:r>
       <w:tab/>
       <w:tab/>
-      <w:t>2026-08-17</w:t>
+      <w:t>2026-08-18</w:t>
       <w:br/>
       <w:br/>
     </w:r>

--- a/klagomål/A 28723-2026 FSC-klagomål.docx
+++ b/klagomål/A 28723-2026 FSC-klagomål.docx
@@ -1681,7 +1681,7 @@
     <w:r>
       <w:tab/>
       <w:tab/>
-      <w:t>2026-08-18</w:t>
+      <w:t>2026-08-19</w:t>
       <w:br/>
       <w:br/>
     </w:r>

--- a/klagomål/A 28723-2026 FSC-klagomål.docx
+++ b/klagomål/A 28723-2026 FSC-klagomål.docx
@@ -1681,7 +1681,7 @@
     <w:r>
       <w:tab/>
       <w:tab/>
-      <w:t>2026-08-19</w:t>
+      <w:t>2026-08-20</w:t>
       <w:br/>
       <w:br/>
     </w:r>

--- a/klagomål/A 28723-2026 FSC-klagomål.docx
+++ b/klagomål/A 28723-2026 FSC-klagomål.docx
@@ -1681,7 +1681,7 @@
     <w:r>
       <w:tab/>
       <w:tab/>
-      <w:t>2026-08-20</w:t>
+      <w:t>2026-08-21</w:t>
       <w:br/>
       <w:br/>
     </w:r>

--- a/klagomål/A 28723-2026 FSC-klagomål.docx
+++ b/klagomål/A 28723-2026 FSC-klagomål.docx
@@ -1681,7 +1681,7 @@
     <w:r>
       <w:tab/>
       <w:tab/>
-      <w:t>2026-08-21</w:t>
+      <w:t>2026-08-22</w:t>
       <w:br/>
       <w:br/>
     </w:r>

--- a/klagomål/A 28723-2026 FSC-klagomål.docx
+++ b/klagomål/A 28723-2026 FSC-klagomål.docx
@@ -1681,7 +1681,7 @@
     <w:r>
       <w:tab/>
       <w:tab/>
-      <w:t>2026-08-22</w:t>
+      <w:t>2026-08-23</w:t>
       <w:br/>
       <w:br/>
     </w:r>

--- a/klagomål/A 28723-2026 FSC-klagomål.docx
+++ b/klagomål/A 28723-2026 FSC-klagomål.docx
@@ -1681,7 +1681,7 @@
     <w:r>
       <w:tab/>
       <w:tab/>
-      <w:t>2026-08-23</w:t>
+      <w:t>2026-08-24</w:t>
       <w:br/>
       <w:br/>
     </w:r>

--- a/klagomål/A 28723-2026 FSC-klagomål.docx
+++ b/klagomål/A 28723-2026 FSC-klagomål.docx
@@ -1681,7 +1681,7 @@
     <w:r>
       <w:tab/>
       <w:tab/>
-      <w:t>2026-08-24</w:t>
+      <w:t>2026-08-25</w:t>
       <w:br/>
       <w:br/>
     </w:r>

--- a/klagomål/A 28723-2026 FSC-klagomål.docx
+++ b/klagomål/A 28723-2026 FSC-klagomål.docx
@@ -1681,7 +1681,7 @@
     <w:r>
       <w:tab/>
       <w:tab/>
-      <w:t>2026-08-25</w:t>
+      <w:t>2026-08-26</w:t>
       <w:br/>
       <w:br/>
     </w:r>

--- a/klagomål/A 28723-2026 FSC-klagomål.docx
+++ b/klagomål/A 28723-2026 FSC-klagomål.docx
@@ -1681,7 +1681,7 @@
     <w:r>
       <w:tab/>
       <w:tab/>
-      <w:t>2026-08-26</w:t>
+      <w:t>2026-08-27</w:t>
       <w:br/>
       <w:br/>
     </w:r>

--- a/klagomål/A 28723-2026 FSC-klagomål.docx
+++ b/klagomål/A 28723-2026 FSC-klagomål.docx
@@ -1681,7 +1681,7 @@
     <w:r>
       <w:tab/>
       <w:tab/>
-      <w:t>2026-08-27</w:t>
+      <w:t>2026-08-28</w:t>
       <w:br/>
       <w:br/>
     </w:r>

--- a/klagomål/A 28723-2026 FSC-klagomål.docx
+++ b/klagomål/A 28723-2026 FSC-klagomål.docx
@@ -1681,7 +1681,7 @@
     <w:r>
       <w:tab/>
       <w:tab/>
-      <w:t>2026-08-28</w:t>
+      <w:t>2026-08-29</w:t>
       <w:br/>
       <w:br/>
     </w:r>

--- a/klagomål/A 28723-2026 FSC-klagomål.docx
+++ b/klagomål/A 28723-2026 FSC-klagomål.docx
@@ -1681,7 +1681,7 @@
     <w:r>
       <w:tab/>
       <w:tab/>
-      <w:t>2026-08-29</w:t>
+      <w:t>2026-08-31</w:t>
       <w:br/>
       <w:br/>
     </w:r>

--- a/klagomål/A 28723-2026 FSC-klagomål.docx
+++ b/klagomål/A 28723-2026 FSC-klagomål.docx
@@ -1681,7 +1681,7 @@
     <w:r>
       <w:tab/>
       <w:tab/>
-      <w:t>2026-08-31</w:t>
+      <w:t>2026-09-01</w:t>
       <w:br/>
       <w:br/>
     </w:r>

--- a/klagomål/A 28723-2026 FSC-klagomål.docx
+++ b/klagomål/A 28723-2026 FSC-klagomål.docx
@@ -1681,7 +1681,7 @@
     <w:r>
       <w:tab/>
       <w:tab/>
-      <w:t>2026-09-01</w:t>
+      <w:t>2026-09-02</w:t>
       <w:br/>
       <w:br/>
     </w:r>

--- a/klagomål/A 28723-2026 FSC-klagomål.docx
+++ b/klagomål/A 28723-2026 FSC-klagomål.docx
@@ -1681,7 +1681,7 @@
     <w:r>
       <w:tab/>
       <w:tab/>
-      <w:t>2026-09-02</w:t>
+      <w:t>2026-09-03</w:t>
       <w:br/>
       <w:br/>
     </w:r>

--- a/klagomål/A 28723-2026 FSC-klagomål.docx
+++ b/klagomål/A 28723-2026 FSC-klagomål.docx
@@ -1681,7 +1681,7 @@
     <w:r>
       <w:tab/>
       <w:tab/>
-      <w:t>2026-09-03</w:t>
+      <w:t>2026-09-04</w:t>
       <w:br/>
       <w:br/>
     </w:r>

--- a/klagomål/A 28723-2026 FSC-klagomål.docx
+++ b/klagomål/A 28723-2026 FSC-klagomål.docx
@@ -1681,7 +1681,7 @@
     <w:r>
       <w:tab/>
       <w:tab/>
-      <w:t>2026-09-04</w:t>
+      <w:t>2026-09-05</w:t>
       <w:br/>
       <w:br/>
     </w:r>

--- a/klagomål/A 28723-2026 FSC-klagomål.docx
+++ b/klagomål/A 28723-2026 FSC-klagomål.docx
@@ -1681,7 +1681,7 @@
     <w:r>
       <w:tab/>
       <w:tab/>
-      <w:t>2026-09-05</w:t>
+      <w:t>2026-09-06</w:t>
       <w:br/>
       <w:br/>
     </w:r>

--- a/klagomål/A 28723-2026 FSC-klagomål.docx
+++ b/klagomål/A 28723-2026 FSC-klagomål.docx
@@ -1681,7 +1681,7 @@
     <w:r>
       <w:tab/>
       <w:tab/>
-      <w:t>2026-09-06</w:t>
+      <w:t>2026-09-07</w:t>
       <w:br/>
       <w:br/>
     </w:r>

--- a/klagomål/A 28723-2026 FSC-klagomål.docx
+++ b/klagomål/A 28723-2026 FSC-klagomål.docx
@@ -1681,7 +1681,7 @@
     <w:r>
       <w:tab/>
       <w:tab/>
-      <w:t>2026-09-07</w:t>
+      <w:t>2026-09-08</w:t>
       <w:br/>
       <w:br/>
     </w:r>

--- a/klagomål/A 28723-2026 FSC-klagomål.docx
+++ b/klagomål/A 28723-2026 FSC-klagomål.docx
@@ -1681,7 +1681,7 @@
     <w:r>
       <w:tab/>
       <w:tab/>
-      <w:t>2026-09-08</w:t>
+      <w:t>2026-09-09</w:t>
       <w:br/>
       <w:br/>
     </w:r>

--- a/klagomål/A 28723-2026 FSC-klagomål.docx
+++ b/klagomål/A 28723-2026 FSC-klagomål.docx
@@ -1681,7 +1681,7 @@
     <w:r>
       <w:tab/>
       <w:tab/>
-      <w:t>2026-09-09</w:t>
+      <w:t>2026-09-10</w:t>
       <w:br/>
       <w:br/>
     </w:r>

--- a/klagomål/A 28723-2026 FSC-klagomål.docx
+++ b/klagomål/A 28723-2026 FSC-klagomål.docx
@@ -1681,7 +1681,7 @@
     <w:r>
       <w:tab/>
       <w:tab/>
-      <w:t>2026-09-10</w:t>
+      <w:t>2026-09-11</w:t>
       <w:br/>
       <w:br/>
     </w:r>

--- a/klagomål/A 28723-2026 FSC-klagomål.docx
+++ b/klagomål/A 28723-2026 FSC-klagomål.docx
@@ -1681,7 +1681,7 @@
     <w:r>
       <w:tab/>
       <w:tab/>
-      <w:t>2026-09-11</w:t>
+      <w:t>2026-09-12</w:t>
       <w:br/>
       <w:br/>
     </w:r>

--- a/klagomål/A 28723-2026 FSC-klagomål.docx
+++ b/klagomål/A 28723-2026 FSC-klagomål.docx
@@ -1681,7 +1681,7 @@
     <w:r>
       <w:tab/>
       <w:tab/>
-      <w:t>2026-09-12</w:t>
+      <w:t>2026-09-13</w:t>
       <w:br/>
       <w:br/>
     </w:r>
